--- a/mod/scorm/studytopic/samples/Real_Herb_Comparison_Matching_Polished_Preview.docx
+++ b/mod/scorm/studytopic/samples/Real_Herb_Comparison_Matching_Polished_Preview.docx
@@ -449,7 +449,25 @@
         <w:rPr>
           <w:color w:val="245B38"/>
         </w:rPr>
-        <w:t xml:space="preserve">For the matching exercise “Comparison Alpiniae officinarum Rhizoma (gao liang jiang) Vs. Zingiberis Rhizoma recens (sheng jiang)”, the pairings shown under Correct matches are the keyed relationships from the source activity.</w:t>
+        <w:t xml:space="preserve">For the matching exercise “Comparison Alpiniae officinarum Rhizoma (gao liang jiang) Vs. Zingiberis Rhizoma recens (sheng jiang)”, the source key distinguishes the items by their classification and keyed associations, not by shared symptoms or actions alone.</w:t>
+      </w:r>
+      <w:r>
+        <w:br/>
+      </w:r>
+      <w:r>
+        <w:rPr>
+          <w:color w:val="245B38"/>
+        </w:rPr>
+        <w:t xml:space="preserve">Match 1 — Alpiniae officinarum Rhizoma (gao liang jiang): classified as Herbs that Warm the Interior and Expel Cold; paired with the 2 formula associations shown in its Correct match card.</w:t>
+      </w:r>
+      <w:r>
+        <w:br/>
+      </w:r>
+      <w:r>
+        <w:rPr>
+          <w:color w:val="245B38"/>
+        </w:rPr>
+        <w:t xml:space="preserve">Match 2 — Zingiberis Rhizoma recens (sheng jiang): classified as Warm, Acrid Herbs that Release the Exterior; paired with the 6 formula associations shown in its Correct match card.</w:t>
       </w:r>
     </w:p>
     <w:p>
@@ -479,7 +497,7 @@
         <w:rPr>
           <w:color w:val="6B3030"/>
         </w:rPr>
-        <w:t xml:space="preserve">Each item must be paired with its keyed match shown above. A different pairing is evaluated as incorrect by the source activity.</w:t>
+        <w:t xml:space="preserve">Keep each item with the classification and association group shown in its numbered card. Interchanging the groups for Alpiniae officinarum Rhizoma (gao liang jiang) and Zingiberis Rhizoma recens (sheng jiang) would attach the source associations to the wrong item and is evaluated as an incorrect match.</w:t>
       </w:r>
     </w:p>
     <w:p>

--- a/mod/scorm/studytopic/samples/Real_Herb_Comparison_Matching_Polished_Preview.docx
+++ b/mod/scorm/studytopic/samples/Real_Herb_Comparison_Matching_Polished_Preview.docx
@@ -246,180 +246,438 @@
         <w:t xml:space="preserve">Correct matches</w:t>
       </w:r>
     </w:p>
-    <w:p>
-      <w:pPr>
-        <w:keepLines/>
-        <w:spacing w:before="80" w:after="120"/>
-        <w:ind w:left="180" w:right="120"/>
-        <w:shd w:val="clear" w:color="auto" w:fill="EAF6EE"/>
-        <w:pBdr>
-          <w:left w:val="single" w:sz="20" w:space="8" w:color="2E8B57"/>
-        </w:pBdr>
-      </w:pPr>
-      <w:r>
-        <w:rPr>
-          <w:b/>
-          <w:color w:val="167A3A"/>
-        </w:rPr>
-        <w:t xml:space="preserve">Match 1</w:t>
-      </w:r>
-      <w:r>
-        <w:br/>
-      </w:r>
-      <w:r>
-        <w:rPr>
-          <w:b/>
-          <w:color w:val="167A3A"/>
-        </w:rPr>
-        <w:t xml:space="preserve">Item: Alpiniae officinarum Rhizoma (gao liang jiang)</w:t>
-      </w:r>
-      <w:r>
-        <w:br/>
-      </w:r>
-      <w:r>
-        <w:rPr>
-          <w:b/>
-          <w:color w:val="167A3A"/>
-        </w:rPr>
-        <w:t xml:space="preserve">Category: Herbs that Warm the Interior and Expel Cold.</w:t>
-      </w:r>
-      <w:r>
-        <w:br/>
-      </w:r>
-      <w:r>
-        <w:rPr>
-          <w:b/>
-          <w:color w:val="167A3A"/>
-        </w:rPr>
-        <w:t xml:space="preserve">Correct match: Formulas:</w:t>
-      </w:r>
-      <w:r>
-        <w:br/>
-      </w:r>
-      <w:r>
-        <w:rPr>
-          <w:b/>
-          <w:color w:val="167A3A"/>
-        </w:rPr>
-        <w:t xml:space="preserve">Galangal and Cyperus Pill (liang fu wan)</w:t>
-      </w:r>
-      <w:r>
-        <w:br/>
-      </w:r>
-      <w:r>
-        <w:rPr>
-          <w:b/>
-          <w:color w:val="167A3A"/>
-        </w:rPr>
-        <w:t xml:space="preserve">Top Quality Lindera Powder (tian tai wu yao san)</w:t>
-      </w:r>
-    </w:p>
-    <w:p>
-      <w:pPr>
-        <w:keepLines/>
-        <w:spacing w:before="80" w:after="120"/>
-        <w:ind w:left="180" w:right="120"/>
-        <w:shd w:val="clear" w:color="auto" w:fill="EAF6EE"/>
-        <w:pBdr>
-          <w:left w:val="single" w:sz="20" w:space="8" w:color="2E8B57"/>
-        </w:pBdr>
-      </w:pPr>
-      <w:r>
-        <w:rPr>
-          <w:b/>
-          <w:color w:val="167A3A"/>
-        </w:rPr>
-        <w:t xml:space="preserve">Match 2</w:t>
-      </w:r>
-      <w:r>
-        <w:br/>
-      </w:r>
-      <w:r>
-        <w:rPr>
-          <w:b/>
-          <w:color w:val="167A3A"/>
-        </w:rPr>
-        <w:t xml:space="preserve">Item: Zingiberis Rhizoma recens (sheng jiang)</w:t>
-      </w:r>
-      <w:r>
-        <w:br/>
-      </w:r>
-      <w:r>
-        <w:rPr>
-          <w:b/>
-          <w:color w:val="167A3A"/>
-        </w:rPr>
-        <w:t xml:space="preserve">Category: Warm, Acrid Herbs that Release the Exterior.</w:t>
-      </w:r>
-      <w:r>
-        <w:br/>
-      </w:r>
-      <w:r>
-        <w:rPr>
-          <w:b/>
-          <w:color w:val="167A3A"/>
-        </w:rPr>
-        <w:t xml:space="preserve">Correct match: Formulas:</w:t>
-      </w:r>
-      <w:r>
-        <w:br/>
-      </w:r>
-      <w:r>
-        <w:rPr>
-          <w:b/>
-          <w:color w:val="167A3A"/>
-        </w:rPr>
-        <w:t xml:space="preserve">Apricot Kernel and Perilla Leaf Powder (xing su san).</w:t>
-      </w:r>
-      <w:r>
-        <w:br/>
-      </w:r>
-      <w:r>
-        <w:rPr>
-          <w:b/>
-          <w:color w:val="167A3A"/>
-        </w:rPr>
-        <w:t xml:space="preserve">Cinnamon Twig Decoction (gui zhi tang)</w:t>
-      </w:r>
-      <w:r>
-        <w:br/>
-      </w:r>
-      <w:r>
-        <w:rPr>
-          <w:b/>
-          <w:color w:val="167A3A"/>
-        </w:rPr>
-        <w:t xml:space="preserve">Warm the Gallbladder Decoction (wen dan tang)</w:t>
-      </w:r>
-      <w:r>
-        <w:br/>
-      </w:r>
-      <w:r>
-        <w:rPr>
-          <w:b/>
-          <w:color w:val="167A3A"/>
-        </w:rPr>
-        <w:t xml:space="preserve">Restore the Spleen Decoction (gui pi tang)</w:t>
-      </w:r>
-      <w:r>
-        <w:br/>
-      </w:r>
-      <w:r>
-        <w:rPr>
-          <w:b/>
-          <w:color w:val="167A3A"/>
-        </w:rPr>
-        <w:t xml:space="preserve">Tangerine Peel and Bamboo Shavings Decoction (ju pi zhu ru tang)</w:t>
-      </w:r>
-      <w:r>
-        <w:br/>
-      </w:r>
-      <w:r>
-        <w:rPr>
-          <w:b/>
-          <w:color w:val="167A3A"/>
-        </w:rPr>
-        <w:t xml:space="preserve">Minor Bupleurum Decoction (xiao chai hu tang)</w:t>
+    <w:tbl>
+      <w:tblPr>
+        <w:tblW w:w="9000" w:type="dxa"/>
+        <w:tblLayout w:type="fixed"/>
+        <w:tblBorders>
+          <w:top w:val="single" w:sz="8" w:color="D6E1E7"/>
+          <w:left w:val="single" w:sz="8" w:color="D6E1E7"/>
+          <w:bottom w:val="single" w:sz="8" w:color="D6E1E7"/>
+          <w:right w:val="single" w:sz="8" w:color="D6E1E7"/>
+          <w:insideH w:val="single" w:sz="6" w:color="D6E1E7"/>
+          <w:insideV w:val="single" w:sz="6" w:color="D6E1E7"/>
+        </w:tblBorders>
+        <w:tblCellMar>
+          <w:top w:w="100" w:type="dxa"/>
+          <w:left w:w="120" w:type="dxa"/>
+          <w:bottom w:w="100" w:type="dxa"/>
+          <w:right w:w="120" w:type="dxa"/>
+        </w:tblCellMar>
+      </w:tblPr>
+      <w:tblGrid>
+        <w:gridCol w:w="1900"/>
+        <w:gridCol w:w="7100"/>
+      </w:tblGrid>
+      <w:tr>
+        <w:trPr>
+          <w:cantSplit/>
+        </w:trPr>
+        <w:tc>
+          <w:tcPr>
+            <w:gridSpan w:val="2"/>
+            <w:shd w:val="clear" w:color="auto" w:fill="F47E2C"/>
+          </w:tcPr>
+          <w:p>
+            <w:pPr>
+              <w:keepLines/>
+              <w:spacing w:before="0" w:after="0"/>
+            </w:pPr>
+            <w:r>
+              <w:rPr>
+                <w:b/>
+                <w:color w:val="FFFFFF"/>
+                <w:sz w:val="22"/>
+                <w:szCs w:val="22"/>
+              </w:rPr>
+              <w:t xml:space="preserve">Match 1</w:t>
+            </w:r>
+          </w:p>
+        </w:tc>
+      </w:tr>
+      <w:tr>
+        <w:trPr>
+          <w:cantSplit/>
+        </w:trPr>
+        <w:tc>
+          <w:tcPr>
+            <w:tcW w:w="1900" w:type="dxa"/>
+            <w:shd w:val="clear" w:color="auto" w:fill="F2F6F8"/>
+            <w:vAlign w:val="top"/>
+          </w:tcPr>
+          <w:p>
+            <w:pPr>
+              <w:keepLines/>
+              <w:spacing w:before="0" w:after="0"/>
+            </w:pPr>
+            <w:r>
+              <w:rPr>
+                <w:b/>
+                <w:color w:val="17324D"/>
+              </w:rPr>
+              <w:t xml:space="preserve">Item</w:t>
+            </w:r>
+          </w:p>
+        </w:tc>
+        <w:tc>
+          <w:tcPr>
+            <w:tcW w:w="7100" w:type="dxa"/>
+            <w:shd w:val="clear" w:color="auto" w:fill="FFFFFF"/>
+            <w:vAlign w:val="top"/>
+          </w:tcPr>
+          <w:p>
+            <w:pPr>
+              <w:keepLines/>
+              <w:spacing w:before="0" w:after="0"/>
+            </w:pPr>
+            <w:r>
+              <w:rPr>
+                <w:color w:val="203040"/>
+              </w:rPr>
+              <w:t xml:space="preserve">Alpiniae officinarum Rhizoma (gao liang jiang)</w:t>
+            </w:r>
+          </w:p>
+        </w:tc>
+      </w:tr>
+      <w:tr>
+        <w:trPr>
+          <w:cantSplit/>
+        </w:trPr>
+        <w:tc>
+          <w:tcPr>
+            <w:tcW w:w="1900" w:type="dxa"/>
+            <w:shd w:val="clear" w:color="auto" w:fill="F2F6F8"/>
+            <w:vAlign w:val="top"/>
+          </w:tcPr>
+          <w:p>
+            <w:pPr>
+              <w:keepLines/>
+              <w:spacing w:before="0" w:after="0"/>
+            </w:pPr>
+            <w:r>
+              <w:rPr>
+                <w:b/>
+                <w:color w:val="17324D"/>
+              </w:rPr>
+              <w:t xml:space="preserve">Category</w:t>
+            </w:r>
+          </w:p>
+        </w:tc>
+        <w:tc>
+          <w:tcPr>
+            <w:tcW w:w="7100" w:type="dxa"/>
+            <w:shd w:val="clear" w:color="auto" w:fill="FFFFFF"/>
+            <w:vAlign w:val="top"/>
+          </w:tcPr>
+          <w:p>
+            <w:pPr>
+              <w:keepLines/>
+              <w:spacing w:before="0" w:after="0"/>
+            </w:pPr>
+            <w:r>
+              <w:rPr>
+                <w:color w:val="203040"/>
+              </w:rPr>
+              <w:t xml:space="preserve">Herbs that Warm the Interior and Expel Cold.</w:t>
+            </w:r>
+          </w:p>
+        </w:tc>
+      </w:tr>
+      <w:tr>
+        <w:trPr>
+          <w:cantSplit/>
+        </w:trPr>
+        <w:tc>
+          <w:tcPr>
+            <w:tcW w:w="1900" w:type="dxa"/>
+            <w:shd w:val="clear" w:color="auto" w:fill="F2F6F8"/>
+            <w:vAlign w:val="top"/>
+          </w:tcPr>
+          <w:p>
+            <w:pPr>
+              <w:keepLines/>
+              <w:spacing w:before="0" w:after="0"/>
+            </w:pPr>
+            <w:r>
+              <w:rPr>
+                <w:b/>
+                <w:color w:val="17324D"/>
+              </w:rPr>
+              <w:t xml:space="preserve">Formulas (2)</w:t>
+            </w:r>
+          </w:p>
+        </w:tc>
+        <w:tc>
+          <w:tcPr>
+            <w:tcW w:w="7100" w:type="dxa"/>
+            <w:shd w:val="clear" w:color="auto" w:fill="FFFFFF"/>
+            <w:vAlign w:val="top"/>
+          </w:tcPr>
+          <w:p>
+            <w:pPr>
+              <w:keepLines/>
+              <w:spacing w:before="0" w:after="0"/>
+            </w:pPr>
+            <w:r>
+              <w:rPr>
+                <w:color w:val="203040"/>
+              </w:rPr>
+              <w:t xml:space="preserve">• Galangal and Cyperus Pill (liang fu wan)</w:t>
+            </w:r>
+            <w:r>
+              <w:br/>
+            </w:r>
+            <w:r>
+              <w:rPr>
+                <w:color w:val="203040"/>
+              </w:rPr>
+              <w:t xml:space="preserve">• Top Quality Lindera Powder (tian tai wu yao san)</w:t>
+            </w:r>
+          </w:p>
+        </w:tc>
+      </w:tr>
+    </w:tbl>
+    <w:p>
+      <w:pPr>
+        <w:spacing w:before="0" w:after="120"/>
+      </w:pPr>
+      <w:r>
+        <w:t xml:space="preserve"/>
+      </w:r>
+    </w:p>
+    <w:tbl>
+      <w:tblPr>
+        <w:tblW w:w="9000" w:type="dxa"/>
+        <w:tblLayout w:type="fixed"/>
+        <w:tblBorders>
+          <w:top w:val="single" w:sz="8" w:color="D6E1E7"/>
+          <w:left w:val="single" w:sz="8" w:color="D6E1E7"/>
+          <w:bottom w:val="single" w:sz="8" w:color="D6E1E7"/>
+          <w:right w:val="single" w:sz="8" w:color="D6E1E7"/>
+          <w:insideH w:val="single" w:sz="6" w:color="D6E1E7"/>
+          <w:insideV w:val="single" w:sz="6" w:color="D6E1E7"/>
+        </w:tblBorders>
+        <w:tblCellMar>
+          <w:top w:w="100" w:type="dxa"/>
+          <w:left w:w="120" w:type="dxa"/>
+          <w:bottom w:w="100" w:type="dxa"/>
+          <w:right w:w="120" w:type="dxa"/>
+        </w:tblCellMar>
+      </w:tblPr>
+      <w:tblGrid>
+        <w:gridCol w:w="1900"/>
+        <w:gridCol w:w="7100"/>
+      </w:tblGrid>
+      <w:tr>
+        <w:trPr>
+          <w:cantSplit/>
+        </w:trPr>
+        <w:tc>
+          <w:tcPr>
+            <w:gridSpan w:val="2"/>
+            <w:shd w:val="clear" w:color="auto" w:fill="F47E2C"/>
+          </w:tcPr>
+          <w:p>
+            <w:pPr>
+              <w:keepLines/>
+              <w:spacing w:before="0" w:after="0"/>
+            </w:pPr>
+            <w:r>
+              <w:rPr>
+                <w:b/>
+                <w:color w:val="FFFFFF"/>
+                <w:sz w:val="22"/>
+                <w:szCs w:val="22"/>
+              </w:rPr>
+              <w:t xml:space="preserve">Match 2</w:t>
+            </w:r>
+          </w:p>
+        </w:tc>
+      </w:tr>
+      <w:tr>
+        <w:trPr>
+          <w:cantSplit/>
+        </w:trPr>
+        <w:tc>
+          <w:tcPr>
+            <w:tcW w:w="1900" w:type="dxa"/>
+            <w:shd w:val="clear" w:color="auto" w:fill="F2F6F8"/>
+            <w:vAlign w:val="top"/>
+          </w:tcPr>
+          <w:p>
+            <w:pPr>
+              <w:keepLines/>
+              <w:spacing w:before="0" w:after="0"/>
+            </w:pPr>
+            <w:r>
+              <w:rPr>
+                <w:b/>
+                <w:color w:val="17324D"/>
+              </w:rPr>
+              <w:t xml:space="preserve">Item</w:t>
+            </w:r>
+          </w:p>
+        </w:tc>
+        <w:tc>
+          <w:tcPr>
+            <w:tcW w:w="7100" w:type="dxa"/>
+            <w:shd w:val="clear" w:color="auto" w:fill="FFFFFF"/>
+            <w:vAlign w:val="top"/>
+          </w:tcPr>
+          <w:p>
+            <w:pPr>
+              <w:keepLines/>
+              <w:spacing w:before="0" w:after="0"/>
+            </w:pPr>
+            <w:r>
+              <w:rPr>
+                <w:color w:val="203040"/>
+              </w:rPr>
+              <w:t xml:space="preserve">Zingiberis Rhizoma recens (sheng jiang)</w:t>
+            </w:r>
+          </w:p>
+        </w:tc>
+      </w:tr>
+      <w:tr>
+        <w:trPr>
+          <w:cantSplit/>
+        </w:trPr>
+        <w:tc>
+          <w:tcPr>
+            <w:tcW w:w="1900" w:type="dxa"/>
+            <w:shd w:val="clear" w:color="auto" w:fill="F2F6F8"/>
+            <w:vAlign w:val="top"/>
+          </w:tcPr>
+          <w:p>
+            <w:pPr>
+              <w:keepLines/>
+              <w:spacing w:before="0" w:after="0"/>
+            </w:pPr>
+            <w:r>
+              <w:rPr>
+                <w:b/>
+                <w:color w:val="17324D"/>
+              </w:rPr>
+              <w:t xml:space="preserve">Category</w:t>
+            </w:r>
+          </w:p>
+        </w:tc>
+        <w:tc>
+          <w:tcPr>
+            <w:tcW w:w="7100" w:type="dxa"/>
+            <w:shd w:val="clear" w:color="auto" w:fill="FFFFFF"/>
+            <w:vAlign w:val="top"/>
+          </w:tcPr>
+          <w:p>
+            <w:pPr>
+              <w:keepLines/>
+              <w:spacing w:before="0" w:after="0"/>
+            </w:pPr>
+            <w:r>
+              <w:rPr>
+                <w:color w:val="203040"/>
+              </w:rPr>
+              <w:t xml:space="preserve">Warm, Acrid Herbs that Release the Exterior.</w:t>
+            </w:r>
+          </w:p>
+        </w:tc>
+      </w:tr>
+      <w:tr>
+        <w:trPr>
+          <w:cantSplit/>
+        </w:trPr>
+        <w:tc>
+          <w:tcPr>
+            <w:tcW w:w="1900" w:type="dxa"/>
+            <w:shd w:val="clear" w:color="auto" w:fill="F2F6F8"/>
+            <w:vAlign w:val="top"/>
+          </w:tcPr>
+          <w:p>
+            <w:pPr>
+              <w:keepLines/>
+              <w:spacing w:before="0" w:after="0"/>
+            </w:pPr>
+            <w:r>
+              <w:rPr>
+                <w:b/>
+                <w:color w:val="17324D"/>
+              </w:rPr>
+              <w:t xml:space="preserve">Formulas (6)</w:t>
+            </w:r>
+          </w:p>
+        </w:tc>
+        <w:tc>
+          <w:tcPr>
+            <w:tcW w:w="7100" w:type="dxa"/>
+            <w:shd w:val="clear" w:color="auto" w:fill="FFFFFF"/>
+            <w:vAlign w:val="top"/>
+          </w:tcPr>
+          <w:p>
+            <w:pPr>
+              <w:keepLines/>
+              <w:spacing w:before="0" w:after="0"/>
+            </w:pPr>
+            <w:r>
+              <w:rPr>
+                <w:color w:val="203040"/>
+              </w:rPr>
+              <w:t xml:space="preserve">• Apricot Kernel and Perilla Leaf Powder (xing su san).</w:t>
+            </w:r>
+            <w:r>
+              <w:br/>
+            </w:r>
+            <w:r>
+              <w:rPr>
+                <w:color w:val="203040"/>
+              </w:rPr>
+              <w:t xml:space="preserve">• Cinnamon Twig Decoction (gui zhi tang)</w:t>
+            </w:r>
+            <w:r>
+              <w:br/>
+            </w:r>
+            <w:r>
+              <w:rPr>
+                <w:color w:val="203040"/>
+              </w:rPr>
+              <w:t xml:space="preserve">• Warm the Gallbladder Decoction (wen dan tang)</w:t>
+            </w:r>
+            <w:r>
+              <w:br/>
+            </w:r>
+            <w:r>
+              <w:rPr>
+                <w:color w:val="203040"/>
+              </w:rPr>
+              <w:t xml:space="preserve">• Restore the Spleen Decoction (gui pi tang)</w:t>
+            </w:r>
+            <w:r>
+              <w:br/>
+            </w:r>
+            <w:r>
+              <w:rPr>
+                <w:color w:val="203040"/>
+              </w:rPr>
+              <w:t xml:space="preserve">• Tangerine Peel and Bamboo Shavings Decoction (ju pi zhu ru tang)</w:t>
+            </w:r>
+            <w:r>
+              <w:br/>
+            </w:r>
+            <w:r>
+              <w:rPr>
+                <w:color w:val="203040"/>
+              </w:rPr>
+              <w:t xml:space="preserve">• Minor Bupleurum Decoction (xiao chai hu tang)</w:t>
+            </w:r>
+          </w:p>
+        </w:tc>
+      </w:tr>
+    </w:tbl>
+    <w:p>
+      <w:pPr>
+        <w:spacing w:before="0" w:after="120"/>
+      </w:pPr>
+      <w:r>
+        <w:t xml:space="preserve"/>
       </w:r>
     </w:p>
     <w:p>

--- a/mod/scorm/studytopic/samples/Real_Herb_Comparison_Matching_Polished_Preview.docx
+++ b/mod/scorm/studytopic/samples/Real_Herb_Comparison_Matching_Polished_Preview.docx
@@ -188,7 +188,7 @@
     <w:p>
       <w:pPr>
         <w:keepLines/>
-        <w:spacing w:before="0" w:after="150"/>
+        <w:spacing w:before="0" w:after="120"/>
         <w:ind w:left="180" w:right="120"/>
       </w:pPr>
       <w:r>
@@ -198,52 +198,6 @@
           <w:szCs w:val="22"/>
         </w:rPr>
         <w:t xml:space="preserve">Comparison Alpiniae officinarum Rhizoma (gao liang jiang) Vs. Zingiberis Rhizoma recens (sheng jiang)</w:t>
-      </w:r>
-      <w:r>
-        <w:br/>
-      </w:r>
-      <w:r>
-        <w:rPr>
-          <w:b/>
-          <w:sz w:val="22"/>
-          <w:szCs w:val="22"/>
-        </w:rPr>
-        <w:t xml:space="preserve">Both herbs warm the middle, disperse cold, and settle nausea.</w:t>
-      </w:r>
-      <w:r>
-        <w:br/>
-      </w:r>
-      <w:r>
-        <w:rPr>
-          <w:b/>
-          <w:sz w:val="22"/>
-          <w:szCs w:val="22"/>
-        </w:rPr>
-        <w:t xml:space="preserve">Primary conditions or symptoms for which Gao Liang jiang may be prescribed: Abdominal pain. Vomiting. Diarrhea. Acid reflux. Loss of appetite.</w:t>
-      </w:r>
-      <w:r>
-        <w:br/>
-      </w:r>
-      <w:r>
-        <w:rPr>
-          <w:b/>
-          <w:sz w:val="22"/>
-          <w:szCs w:val="22"/>
-        </w:rPr>
-        <w:t xml:space="preserve">Primary conditions or symptoms for which Sheng Jiang may be prescribed: Common cold. Nasal congestion. Coughing. Food poisoning from seafood .Loss of appetite. Morning sickness. Vomiting. Phlegm. Drug poisoning.</w:t>
-      </w:r>
-    </w:p>
-    <w:p>
-      <w:pPr>
-        <w:keepNext/>
-        <w:spacing w:before="0" w:after="100"/>
-      </w:pPr>
-      <w:r>
-        <w:rPr>
-          <w:b/>
-          <w:color w:val="17324D"/>
-        </w:rPr>
-        <w:t xml:space="preserve">Correct matches</w:t>
       </w:r>
     </w:p>
     <w:tbl>
@@ -276,10 +230,11 @@
         <w:tc>
           <w:tcPr>
             <w:gridSpan w:val="2"/>
-            <w:shd w:val="clear" w:color="auto" w:fill="F47E2C"/>
-          </w:tcPr>
-          <w:p>
-            <w:pPr>
+            <w:shd w:val="clear" w:color="auto" w:fill="527286"/>
+          </w:tcPr>
+          <w:p>
+            <w:pPr>
+              <w:keepNext/>
               <w:keepLines/>
               <w:spacing w:before="0" w:after="0"/>
             </w:pPr>
@@ -290,7 +245,7 @@
                 <w:sz w:val="22"/>
                 <w:szCs w:val="22"/>
               </w:rPr>
-              <w:t xml:space="preserve">Match 1</w:t>
+              <w:t xml:space="preserve">Study tip · Clues to help answer</w:t>
             </w:r>
           </w:p>
         </w:tc>
@@ -307,6 +262,7 @@
           </w:tcPr>
           <w:p>
             <w:pPr>
+              <w:keepNext/>
               <w:keepLines/>
               <w:spacing w:before="0" w:after="0"/>
             </w:pPr>
@@ -315,7 +271,7 @@
                 <w:b/>
                 <w:color w:val="17324D"/>
               </w:rPr>
-              <w:t xml:space="preserve">Item</w:t>
+              <w:t xml:space="preserve">Shared clues</w:t>
             </w:r>
           </w:p>
         </w:tc>
@@ -327,14 +283,15 @@
           </w:tcPr>
           <w:p>
             <w:pPr>
-              <w:keepLines/>
-              <w:spacing w:before="0" w:after="0"/>
-            </w:pPr>
-            <w:r>
-              <w:rPr>
-                <w:color w:val="203040"/>
-              </w:rPr>
-              <w:t xml:space="preserve">Alpiniae officinarum Rhizoma (gao liang jiang)</w:t>
+              <w:keepNext/>
+              <w:keepLines/>
+              <w:spacing w:before="0" w:after="0"/>
+            </w:pPr>
+            <w:r>
+              <w:rPr>
+                <w:color w:val="203040"/>
+              </w:rPr>
+              <w:t xml:space="preserve">Both herbs warm the middle, disperse cold, and settle nausea.</w:t>
             </w:r>
           </w:p>
         </w:tc>
@@ -351,6 +308,7 @@
           </w:tcPr>
           <w:p>
             <w:pPr>
+              <w:keepNext/>
               <w:keepLines/>
               <w:spacing w:before="0" w:after="0"/>
             </w:pPr>
@@ -359,7 +317,7 @@
                 <w:b/>
                 <w:color w:val="17324D"/>
               </w:rPr>
-              <w:t xml:space="preserve">Category</w:t>
+              <w:t xml:space="preserve">Gao Liang jiang</w:t>
             </w:r>
           </w:p>
         </w:tc>
@@ -371,14 +329,51 @@
           </w:tcPr>
           <w:p>
             <w:pPr>
-              <w:keepLines/>
-              <w:spacing w:before="0" w:after="0"/>
-            </w:pPr>
-            <w:r>
-              <w:rPr>
-                <w:color w:val="203040"/>
-              </w:rPr>
-              <w:t xml:space="preserve">Herbs that Warm the Interior and Expel Cold.</w:t>
+              <w:keepNext/>
+              <w:keepLines/>
+              <w:spacing w:before="0" w:after="0"/>
+            </w:pPr>
+            <w:r>
+              <w:rPr>
+                <w:color w:val="203040"/>
+              </w:rPr>
+              <w:t xml:space="preserve">• Abdominal pain</w:t>
+            </w:r>
+            <w:r>
+              <w:br/>
+            </w:r>
+            <w:r>
+              <w:rPr>
+                <w:color w:val="203040"/>
+              </w:rPr>
+              <w:t xml:space="preserve">• Vomiting</w:t>
+            </w:r>
+            <w:r>
+              <w:br/>
+            </w:r>
+            <w:r>
+              <w:rPr>
+                <w:color w:val="203040"/>
+              </w:rPr>
+              <w:t xml:space="preserve">• Diarrhea</w:t>
+            </w:r>
+            <w:r>
+              <w:br/>
+            </w:r>
+            <w:r>
+              <w:rPr>
+                <w:color w:val="203040"/>
+              </w:rPr>
+              <w:t xml:space="preserve">• Acid reflux</w:t>
+            </w:r>
+            <w:r>
+              <w:br/>
+            </w:r>
+            <w:r>
+              <w:rPr>
+                <w:color w:val="203040"/>
+              </w:rPr>
+              <w:t xml:space="preserve">• Loss of appetite</w:t>
             </w:r>
           </w:p>
         </w:tc>
@@ -403,7 +398,7 @@
                 <w:b/>
                 <w:color w:val="17324D"/>
               </w:rPr>
-              <w:t xml:space="preserve">Formulas (2)</w:t>
+              <w:t xml:space="preserve">Sheng Jiang</w:t>
             </w:r>
           </w:p>
         </w:tc>
@@ -422,16 +417,79 @@
               <w:rPr>
                 <w:color w:val="203040"/>
               </w:rPr>
-              <w:t xml:space="preserve">• Galangal and Cyperus Pill (liang fu wan)</w:t>
-            </w:r>
-            <w:r>
-              <w:br/>
-            </w:r>
-            <w:r>
-              <w:rPr>
-                <w:color w:val="203040"/>
-              </w:rPr>
-              <w:t xml:space="preserve">• Top Quality Lindera Powder (tian tai wu yao san)</w:t>
+              <w:t xml:space="preserve">• Common cold</w:t>
+            </w:r>
+            <w:r>
+              <w:br/>
+            </w:r>
+            <w:r>
+              <w:rPr>
+                <w:color w:val="203040"/>
+              </w:rPr>
+              <w:t xml:space="preserve">• Nasal congestion</w:t>
+            </w:r>
+            <w:r>
+              <w:br/>
+            </w:r>
+            <w:r>
+              <w:rPr>
+                <w:color w:val="203040"/>
+              </w:rPr>
+              <w:t xml:space="preserve">• Coughing</w:t>
+            </w:r>
+            <w:r>
+              <w:br/>
+            </w:r>
+            <w:r>
+              <w:rPr>
+                <w:color w:val="203040"/>
+              </w:rPr>
+              <w:t xml:space="preserve">• Food poisoning from seafood</w:t>
+            </w:r>
+            <w:r>
+              <w:br/>
+            </w:r>
+            <w:r>
+              <w:rPr>
+                <w:color w:val="203040"/>
+              </w:rPr>
+              <w:t xml:space="preserve">• Loss of appetite</w:t>
+            </w:r>
+            <w:r>
+              <w:br/>
+            </w:r>
+            <w:r>
+              <w:rPr>
+                <w:color w:val="203040"/>
+              </w:rPr>
+              <w:t xml:space="preserve">• Morning sickness</w:t>
+            </w:r>
+            <w:r>
+              <w:br/>
+            </w:r>
+            <w:r>
+              <w:rPr>
+                <w:color w:val="203040"/>
+              </w:rPr>
+              <w:t xml:space="preserve">• Vomiting</w:t>
+            </w:r>
+            <w:r>
+              <w:br/>
+            </w:r>
+            <w:r>
+              <w:rPr>
+                <w:color w:val="203040"/>
+              </w:rPr>
+              <w:t xml:space="preserve">• Phlegm</w:t>
+            </w:r>
+            <w:r>
+              <w:br/>
+            </w:r>
+            <w:r>
+              <w:rPr>
+                <w:color w:val="203040"/>
+              </w:rPr>
+              <w:t xml:space="preserve">• Drug poisoning</w:t>
             </w:r>
           </w:p>
         </w:tc>
@@ -443,6 +501,19 @@
       </w:pPr>
       <w:r>
         <w:t xml:space="preserve"/>
+      </w:r>
+    </w:p>
+    <w:p>
+      <w:pPr>
+        <w:keepNext/>
+        <w:spacing w:before="0" w:after="100"/>
+      </w:pPr>
+      <w:r>
+        <w:rPr>
+          <w:b/>
+          <w:color w:val="17324D"/>
+        </w:rPr>
+        <w:t xml:space="preserve">Correct matches</w:t>
       </w:r>
     </w:p>
     <w:tbl>
@@ -479,6 +550,7 @@
           </w:tcPr>
           <w:p>
             <w:pPr>
+              <w:keepNext/>
               <w:keepLines/>
               <w:spacing w:before="0" w:after="0"/>
             </w:pPr>
@@ -489,7 +561,7 @@
                 <w:sz w:val="22"/>
                 <w:szCs w:val="22"/>
               </w:rPr>
-              <w:t xml:space="preserve">Match 2</w:t>
+              <w:t xml:space="preserve">Match 1</w:t>
             </w:r>
           </w:p>
         </w:tc>
@@ -506,6 +578,7 @@
           </w:tcPr>
           <w:p>
             <w:pPr>
+              <w:keepNext/>
               <w:keepLines/>
               <w:spacing w:before="0" w:after="0"/>
             </w:pPr>
@@ -526,14 +599,15 @@
           </w:tcPr>
           <w:p>
             <w:pPr>
-              <w:keepLines/>
-              <w:spacing w:before="0" w:after="0"/>
-            </w:pPr>
-            <w:r>
-              <w:rPr>
-                <w:color w:val="203040"/>
-              </w:rPr>
-              <w:t xml:space="preserve">Zingiberis Rhizoma recens (sheng jiang)</w:t>
+              <w:keepNext/>
+              <w:keepLines/>
+              <w:spacing w:before="0" w:after="0"/>
+            </w:pPr>
+            <w:r>
+              <w:rPr>
+                <w:color w:val="203040"/>
+              </w:rPr>
+              <w:t xml:space="preserve">Alpiniae officinarum Rhizoma (gao liang jiang)</w:t>
             </w:r>
           </w:p>
         </w:tc>
@@ -550,6 +624,7 @@
           </w:tcPr>
           <w:p>
             <w:pPr>
+              <w:keepNext/>
               <w:keepLines/>
               <w:spacing w:before="0" w:after="0"/>
             </w:pPr>
@@ -570,6 +645,211 @@
           </w:tcPr>
           <w:p>
             <w:pPr>
+              <w:keepNext/>
+              <w:keepLines/>
+              <w:spacing w:before="0" w:after="0"/>
+            </w:pPr>
+            <w:r>
+              <w:rPr>
+                <w:color w:val="203040"/>
+              </w:rPr>
+              <w:t xml:space="preserve">Herbs that Warm the Interior and Expel Cold.</w:t>
+            </w:r>
+          </w:p>
+        </w:tc>
+      </w:tr>
+      <w:tr>
+        <w:trPr>
+          <w:cantSplit/>
+        </w:trPr>
+        <w:tc>
+          <w:tcPr>
+            <w:tcW w:w="1900" w:type="dxa"/>
+            <w:shd w:val="clear" w:color="auto" w:fill="F2F6F8"/>
+            <w:vAlign w:val="top"/>
+          </w:tcPr>
+          <w:p>
+            <w:pPr>
+              <w:keepLines/>
+              <w:spacing w:before="0" w:after="0"/>
+            </w:pPr>
+            <w:r>
+              <w:rPr>
+                <w:b/>
+                <w:color w:val="17324D"/>
+              </w:rPr>
+              <w:t xml:space="preserve">Formulas (2)</w:t>
+            </w:r>
+          </w:p>
+        </w:tc>
+        <w:tc>
+          <w:tcPr>
+            <w:tcW w:w="7100" w:type="dxa"/>
+            <w:shd w:val="clear" w:color="auto" w:fill="FFFFFF"/>
+            <w:vAlign w:val="top"/>
+          </w:tcPr>
+          <w:p>
+            <w:pPr>
+              <w:keepLines/>
+              <w:spacing w:before="0" w:after="0"/>
+            </w:pPr>
+            <w:r>
+              <w:rPr>
+                <w:color w:val="203040"/>
+              </w:rPr>
+              <w:t xml:space="preserve">• Galangal and Cyperus Pill (liang fu wan)</w:t>
+            </w:r>
+            <w:r>
+              <w:br/>
+            </w:r>
+            <w:r>
+              <w:rPr>
+                <w:color w:val="203040"/>
+              </w:rPr>
+              <w:t xml:space="preserve">• Top Quality Lindera Powder (tian tai wu yao san)</w:t>
+            </w:r>
+          </w:p>
+        </w:tc>
+      </w:tr>
+    </w:tbl>
+    <w:p>
+      <w:pPr>
+        <w:spacing w:before="0" w:after="120"/>
+      </w:pPr>
+      <w:r>
+        <w:t xml:space="preserve"/>
+      </w:r>
+    </w:p>
+    <w:tbl>
+      <w:tblPr>
+        <w:tblW w:w="9000" w:type="dxa"/>
+        <w:tblLayout w:type="fixed"/>
+        <w:tblBorders>
+          <w:top w:val="single" w:sz="8" w:color="D6E1E7"/>
+          <w:left w:val="single" w:sz="8" w:color="D6E1E7"/>
+          <w:bottom w:val="single" w:sz="8" w:color="D6E1E7"/>
+          <w:right w:val="single" w:sz="8" w:color="D6E1E7"/>
+          <w:insideH w:val="single" w:sz="6" w:color="D6E1E7"/>
+          <w:insideV w:val="single" w:sz="6" w:color="D6E1E7"/>
+        </w:tblBorders>
+        <w:tblCellMar>
+          <w:top w:w="100" w:type="dxa"/>
+          <w:left w:w="120" w:type="dxa"/>
+          <w:bottom w:w="100" w:type="dxa"/>
+          <w:right w:w="120" w:type="dxa"/>
+        </w:tblCellMar>
+      </w:tblPr>
+      <w:tblGrid>
+        <w:gridCol w:w="1900"/>
+        <w:gridCol w:w="7100"/>
+      </w:tblGrid>
+      <w:tr>
+        <w:trPr>
+          <w:cantSplit/>
+        </w:trPr>
+        <w:tc>
+          <w:tcPr>
+            <w:gridSpan w:val="2"/>
+            <w:shd w:val="clear" w:color="auto" w:fill="F47E2C"/>
+          </w:tcPr>
+          <w:p>
+            <w:pPr>
+              <w:keepNext/>
+              <w:keepLines/>
+              <w:spacing w:before="0" w:after="0"/>
+            </w:pPr>
+            <w:r>
+              <w:rPr>
+                <w:b/>
+                <w:color w:val="FFFFFF"/>
+                <w:sz w:val="22"/>
+                <w:szCs w:val="22"/>
+              </w:rPr>
+              <w:t xml:space="preserve">Match 2</w:t>
+            </w:r>
+          </w:p>
+        </w:tc>
+      </w:tr>
+      <w:tr>
+        <w:trPr>
+          <w:cantSplit/>
+        </w:trPr>
+        <w:tc>
+          <w:tcPr>
+            <w:tcW w:w="1900" w:type="dxa"/>
+            <w:shd w:val="clear" w:color="auto" w:fill="F2F6F8"/>
+            <w:vAlign w:val="top"/>
+          </w:tcPr>
+          <w:p>
+            <w:pPr>
+              <w:keepNext/>
+              <w:keepLines/>
+              <w:spacing w:before="0" w:after="0"/>
+            </w:pPr>
+            <w:r>
+              <w:rPr>
+                <w:b/>
+                <w:color w:val="17324D"/>
+              </w:rPr>
+              <w:t xml:space="preserve">Item</w:t>
+            </w:r>
+          </w:p>
+        </w:tc>
+        <w:tc>
+          <w:tcPr>
+            <w:tcW w:w="7100" w:type="dxa"/>
+            <w:shd w:val="clear" w:color="auto" w:fill="FFFFFF"/>
+            <w:vAlign w:val="top"/>
+          </w:tcPr>
+          <w:p>
+            <w:pPr>
+              <w:keepNext/>
+              <w:keepLines/>
+              <w:spacing w:before="0" w:after="0"/>
+            </w:pPr>
+            <w:r>
+              <w:rPr>
+                <w:color w:val="203040"/>
+              </w:rPr>
+              <w:t xml:space="preserve">Zingiberis Rhizoma recens (sheng jiang)</w:t>
+            </w:r>
+          </w:p>
+        </w:tc>
+      </w:tr>
+      <w:tr>
+        <w:trPr>
+          <w:cantSplit/>
+        </w:trPr>
+        <w:tc>
+          <w:tcPr>
+            <w:tcW w:w="1900" w:type="dxa"/>
+            <w:shd w:val="clear" w:color="auto" w:fill="F2F6F8"/>
+            <w:vAlign w:val="top"/>
+          </w:tcPr>
+          <w:p>
+            <w:pPr>
+              <w:keepNext/>
+              <w:keepLines/>
+              <w:spacing w:before="0" w:after="0"/>
+            </w:pPr>
+            <w:r>
+              <w:rPr>
+                <w:b/>
+                <w:color w:val="17324D"/>
+              </w:rPr>
+              <w:t xml:space="preserve">Category</w:t>
+            </w:r>
+          </w:p>
+        </w:tc>
+        <w:tc>
+          <w:tcPr>
+            <w:tcW w:w="7100" w:type="dxa"/>
+            <w:shd w:val="clear" w:color="auto" w:fill="FFFFFF"/>
+            <w:vAlign w:val="top"/>
+          </w:tcPr>
+          <w:p>
+            <w:pPr>
+              <w:keepNext/>
               <w:keepLines/>
               <w:spacing w:before="0" w:after="0"/>
             </w:pPr>

--- a/mod/scorm/studytopic/samples/Real_Herb_Comparison_Matching_Polished_Preview.docx
+++ b/mod/scorm/studytopic/samples/Real_Herb_Comparison_Matching_Polished_Preview.docx
@@ -530,14 +530,15 @@
         </w:tblBorders>
         <w:tblCellMar>
           <w:top w:w="100" w:type="dxa"/>
-          <w:left w:w="120" w:type="dxa"/>
+          <w:left w:w="110" w:type="dxa"/>
           <w:bottom w:w="100" w:type="dxa"/>
-          <w:right w:w="120" w:type="dxa"/>
+          <w:right w:w="110" w:type="dxa"/>
         </w:tblCellMar>
       </w:tblPr>
       <w:tblGrid>
-        <w:gridCol w:w="1900"/>
-        <w:gridCol w:w="7100"/>
+        <w:gridCol w:w="1500"/>
+        <w:gridCol w:w="3750"/>
+        <w:gridCol w:w="3750"/>
       </w:tblGrid>
       <w:tr>
         <w:trPr>
@@ -545,8 +546,10 @@
         </w:trPr>
         <w:tc>
           <w:tcPr>
-            <w:gridSpan w:val="2"/>
+            <w:gridSpan w:val="3"/>
+            <w:tcW w:w="9000" w:type="dxa"/>
             <w:shd w:val="clear" w:color="auto" w:fill="F47E2C"/>
+            <w:vAlign w:val="top"/>
           </w:tcPr>
           <w:p>
             <w:pPr>
@@ -558,10 +561,8 @@
               <w:rPr>
                 <w:b/>
                 <w:color w:val="FFFFFF"/>
-                <w:sz w:val="22"/>
-                <w:szCs w:val="22"/>
-              </w:rPr>
-              <w:t xml:space="preserve">Match 1</w:t>
+              </w:rPr>
+              <w:t xml:space="preserve">Comparative answer key</w:t>
             </w:r>
           </w:p>
         </w:tc>
@@ -572,8 +573,8 @@
         </w:trPr>
         <w:tc>
           <w:tcPr>
-            <w:tcW w:w="1900" w:type="dxa"/>
-            <w:shd w:val="clear" w:color="auto" w:fill="F2F6F8"/>
+            <w:tcW w:w="1500" w:type="dxa"/>
+            <w:shd w:val="clear" w:color="auto" w:fill="DDEAF0"/>
             <w:vAlign w:val="top"/>
           </w:tcPr>
           <w:p>
@@ -585,29 +586,51 @@
             <w:r>
               <w:rPr>
                 <w:b/>
-                <w:color w:val="17324D"/>
-              </w:rPr>
-              <w:t xml:space="preserve">Item</w:t>
-            </w:r>
-          </w:p>
-        </w:tc>
-        <w:tc>
-          <w:tcPr>
-            <w:tcW w:w="7100" w:type="dxa"/>
-            <w:shd w:val="clear" w:color="auto" w:fill="FFFFFF"/>
-            <w:vAlign w:val="top"/>
-          </w:tcPr>
-          <w:p>
-            <w:pPr>
-              <w:keepNext/>
-              <w:keepLines/>
-              <w:spacing w:before="0" w:after="0"/>
-            </w:pPr>
-            <w:r>
-              <w:rPr>
+                <w:color w:val="203040"/>
+              </w:rPr>
+              <w:t xml:space="preserve">Compare</w:t>
+            </w:r>
+          </w:p>
+        </w:tc>
+        <w:tc>
+          <w:tcPr>
+            <w:tcW w:w="3750" w:type="dxa"/>
+            <w:shd w:val="clear" w:color="auto" w:fill="DDEAF0"/>
+            <w:vAlign w:val="top"/>
+          </w:tcPr>
+          <w:p>
+            <w:pPr>
+              <w:keepNext/>
+              <w:keepLines/>
+              <w:spacing w:before="0" w:after="0"/>
+            </w:pPr>
+            <w:r>
+              <w:rPr>
+                <w:b/>
                 <w:color w:val="203040"/>
               </w:rPr>
               <w:t xml:space="preserve">Alpiniae officinarum Rhizoma (gao liang jiang)</w:t>
+            </w:r>
+          </w:p>
+        </w:tc>
+        <w:tc>
+          <w:tcPr>
+            <w:tcW w:w="3750" w:type="dxa"/>
+            <w:shd w:val="clear" w:color="auto" w:fill="DDEAF0"/>
+            <w:vAlign w:val="top"/>
+          </w:tcPr>
+          <w:p>
+            <w:pPr>
+              <w:keepNext/>
+              <w:keepLines/>
+              <w:spacing w:before="0" w:after="0"/>
+            </w:pPr>
+            <w:r>
+              <w:rPr>
+                <w:b/>
+                <w:color w:val="203040"/>
+              </w:rPr>
+              <w:t xml:space="preserve">Zingiberis Rhizoma recens (sheng jiang)</w:t>
             </w:r>
           </w:p>
         </w:tc>
@@ -618,7 +641,7 @@
         </w:trPr>
         <w:tc>
           <w:tcPr>
-            <w:tcW w:w="1900" w:type="dxa"/>
+            <w:tcW w:w="1500" w:type="dxa"/>
             <w:shd w:val="clear" w:color="auto" w:fill="F2F6F8"/>
             <w:vAlign w:val="top"/>
           </w:tcPr>
@@ -631,7 +654,7 @@
             <w:r>
               <w:rPr>
                 <w:b/>
-                <w:color w:val="17324D"/>
+                <w:color w:val="203040"/>
               </w:rPr>
               <w:t xml:space="preserve">Category</w:t>
             </w:r>
@@ -639,7 +662,7 @@
         </w:tc>
         <w:tc>
           <w:tcPr>
-            <w:tcW w:w="7100" w:type="dxa"/>
+            <w:tcW w:w="3750" w:type="dxa"/>
             <w:shd w:val="clear" w:color="auto" w:fill="FFFFFF"/>
             <w:vAlign w:val="top"/>
           </w:tcPr>
@@ -654,6 +677,26 @@
                 <w:color w:val="203040"/>
               </w:rPr>
               <w:t xml:space="preserve">Herbs that Warm the Interior and Expel Cold.</w:t>
+            </w:r>
+          </w:p>
+        </w:tc>
+        <w:tc>
+          <w:tcPr>
+            <w:tcW w:w="3750" w:type="dxa"/>
+            <w:shd w:val="clear" w:color="auto" w:fill="FFFFFF"/>
+            <w:vAlign w:val="top"/>
+          </w:tcPr>
+          <w:p>
+            <w:pPr>
+              <w:keepNext/>
+              <w:keepLines/>
+              <w:spacing w:before="0" w:after="0"/>
+            </w:pPr>
+            <w:r>
+              <w:rPr>
+                <w:color w:val="203040"/>
+              </w:rPr>
+              <w:t xml:space="preserve">Warm, Acrid Herbs that Release the Exterior.</w:t>
             </w:r>
           </w:p>
         </w:tc>
@@ -664,7 +707,7 @@
         </w:trPr>
         <w:tc>
           <w:tcPr>
-            <w:tcW w:w="1900" w:type="dxa"/>
+            <w:tcW w:w="1500" w:type="dxa"/>
             <w:shd w:val="clear" w:color="auto" w:fill="F2F6F8"/>
             <w:vAlign w:val="top"/>
           </w:tcPr>
@@ -676,15 +719,15 @@
             <w:r>
               <w:rPr>
                 <w:b/>
-                <w:color w:val="17324D"/>
-              </w:rPr>
-              <w:t xml:space="preserve">Formulas (2)</w:t>
-            </w:r>
-          </w:p>
-        </w:tc>
-        <w:tc>
-          <w:tcPr>
-            <w:tcW w:w="7100" w:type="dxa"/>
+                <w:color w:val="203040"/>
+              </w:rPr>
+              <w:t xml:space="preserve">Formulas</w:t>
+            </w:r>
+          </w:p>
+        </w:tc>
+        <w:tc>
+          <w:tcPr>
+            <w:tcW w:w="3750" w:type="dxa"/>
             <w:shd w:val="clear" w:color="auto" w:fill="FFFFFF"/>
             <w:vAlign w:val="top"/>
           </w:tcPr>
@@ -710,185 +753,9 @@
             </w:r>
           </w:p>
         </w:tc>
-      </w:tr>
-    </w:tbl>
-    <w:p>
-      <w:pPr>
-        <w:spacing w:before="0" w:after="120"/>
-      </w:pPr>
-      <w:r>
-        <w:t xml:space="preserve"/>
-      </w:r>
-    </w:p>
-    <w:tbl>
-      <w:tblPr>
-        <w:tblW w:w="9000" w:type="dxa"/>
-        <w:tblLayout w:type="fixed"/>
-        <w:tblBorders>
-          <w:top w:val="single" w:sz="8" w:color="D6E1E7"/>
-          <w:left w:val="single" w:sz="8" w:color="D6E1E7"/>
-          <w:bottom w:val="single" w:sz="8" w:color="D6E1E7"/>
-          <w:right w:val="single" w:sz="8" w:color="D6E1E7"/>
-          <w:insideH w:val="single" w:sz="6" w:color="D6E1E7"/>
-          <w:insideV w:val="single" w:sz="6" w:color="D6E1E7"/>
-        </w:tblBorders>
-        <w:tblCellMar>
-          <w:top w:w="100" w:type="dxa"/>
-          <w:left w:w="120" w:type="dxa"/>
-          <w:bottom w:w="100" w:type="dxa"/>
-          <w:right w:w="120" w:type="dxa"/>
-        </w:tblCellMar>
-      </w:tblPr>
-      <w:tblGrid>
-        <w:gridCol w:w="1900"/>
-        <w:gridCol w:w="7100"/>
-      </w:tblGrid>
-      <w:tr>
-        <w:trPr>
-          <w:cantSplit/>
-        </w:trPr>
-        <w:tc>
-          <w:tcPr>
-            <w:gridSpan w:val="2"/>
-            <w:shd w:val="clear" w:color="auto" w:fill="F47E2C"/>
-          </w:tcPr>
-          <w:p>
-            <w:pPr>
-              <w:keepNext/>
-              <w:keepLines/>
-              <w:spacing w:before="0" w:after="0"/>
-            </w:pPr>
-            <w:r>
-              <w:rPr>
-                <w:b/>
-                <w:color w:val="FFFFFF"/>
-                <w:sz w:val="22"/>
-                <w:szCs w:val="22"/>
-              </w:rPr>
-              <w:t xml:space="preserve">Match 2</w:t>
-            </w:r>
-          </w:p>
-        </w:tc>
-      </w:tr>
-      <w:tr>
-        <w:trPr>
-          <w:cantSplit/>
-        </w:trPr>
-        <w:tc>
-          <w:tcPr>
-            <w:tcW w:w="1900" w:type="dxa"/>
-            <w:shd w:val="clear" w:color="auto" w:fill="F2F6F8"/>
-            <w:vAlign w:val="top"/>
-          </w:tcPr>
-          <w:p>
-            <w:pPr>
-              <w:keepNext/>
-              <w:keepLines/>
-              <w:spacing w:before="0" w:after="0"/>
-            </w:pPr>
-            <w:r>
-              <w:rPr>
-                <w:b/>
-                <w:color w:val="17324D"/>
-              </w:rPr>
-              <w:t xml:space="preserve">Item</w:t>
-            </w:r>
-          </w:p>
-        </w:tc>
-        <w:tc>
-          <w:tcPr>
-            <w:tcW w:w="7100" w:type="dxa"/>
-            <w:shd w:val="clear" w:color="auto" w:fill="FFFFFF"/>
-            <w:vAlign w:val="top"/>
-          </w:tcPr>
-          <w:p>
-            <w:pPr>
-              <w:keepNext/>
-              <w:keepLines/>
-              <w:spacing w:before="0" w:after="0"/>
-            </w:pPr>
-            <w:r>
-              <w:rPr>
-                <w:color w:val="203040"/>
-              </w:rPr>
-              <w:t xml:space="preserve">Zingiberis Rhizoma recens (sheng jiang)</w:t>
-            </w:r>
-          </w:p>
-        </w:tc>
-      </w:tr>
-      <w:tr>
-        <w:trPr>
-          <w:cantSplit/>
-        </w:trPr>
-        <w:tc>
-          <w:tcPr>
-            <w:tcW w:w="1900" w:type="dxa"/>
-            <w:shd w:val="clear" w:color="auto" w:fill="F2F6F8"/>
-            <w:vAlign w:val="top"/>
-          </w:tcPr>
-          <w:p>
-            <w:pPr>
-              <w:keepNext/>
-              <w:keepLines/>
-              <w:spacing w:before="0" w:after="0"/>
-            </w:pPr>
-            <w:r>
-              <w:rPr>
-                <w:b/>
-                <w:color w:val="17324D"/>
-              </w:rPr>
-              <w:t xml:space="preserve">Category</w:t>
-            </w:r>
-          </w:p>
-        </w:tc>
-        <w:tc>
-          <w:tcPr>
-            <w:tcW w:w="7100" w:type="dxa"/>
-            <w:shd w:val="clear" w:color="auto" w:fill="FFFFFF"/>
-            <w:vAlign w:val="top"/>
-          </w:tcPr>
-          <w:p>
-            <w:pPr>
-              <w:keepNext/>
-              <w:keepLines/>
-              <w:spacing w:before="0" w:after="0"/>
-            </w:pPr>
-            <w:r>
-              <w:rPr>
-                <w:color w:val="203040"/>
-              </w:rPr>
-              <w:t xml:space="preserve">Warm, Acrid Herbs that Release the Exterior.</w:t>
-            </w:r>
-          </w:p>
-        </w:tc>
-      </w:tr>
-      <w:tr>
-        <w:trPr>
-          <w:cantSplit/>
-        </w:trPr>
-        <w:tc>
-          <w:tcPr>
-            <w:tcW w:w="1900" w:type="dxa"/>
-            <w:shd w:val="clear" w:color="auto" w:fill="F2F6F8"/>
-            <w:vAlign w:val="top"/>
-          </w:tcPr>
-          <w:p>
-            <w:pPr>
-              <w:keepLines/>
-              <w:spacing w:before="0" w:after="0"/>
-            </w:pPr>
-            <w:r>
-              <w:rPr>
-                <w:b/>
-                <w:color w:val="17324D"/>
-              </w:rPr>
-              <w:t xml:space="preserve">Formulas (6)</w:t>
-            </w:r>
-          </w:p>
-        </w:tc>
-        <w:tc>
-          <w:tcPr>
-            <w:tcW w:w="7100" w:type="dxa"/>
+        <w:tc>
+          <w:tcPr>
+            <w:tcW w:w="3750" w:type="dxa"/>
             <w:shd w:val="clear" w:color="auto" w:fill="FFFFFF"/>
             <w:vAlign w:val="top"/>
           </w:tcPr>
@@ -996,7 +863,7 @@
         <w:rPr>
           <w:color w:val="245B38"/>
         </w:rPr>
-        <w:t xml:space="preserve">Match 1 — Alpiniae officinarum Rhizoma (gao liang jiang): classified as Herbs that Warm the Interior and Expel Cold; paired with the 2 formula associations shown in its Correct match card.</w:t>
+        <w:t xml:space="preserve">Match 1 — Alpiniae officinarum Rhizoma (gao liang jiang): classified as Herbs that Warm the Interior and Expel Cold; paired with the 2 formula associations shown in its comparison column.</w:t>
       </w:r>
       <w:r>
         <w:br/>
@@ -1005,7 +872,7 @@
         <w:rPr>
           <w:color w:val="245B38"/>
         </w:rPr>
-        <w:t xml:space="preserve">Match 2 — Zingiberis Rhizoma recens (sheng jiang): classified as Warm, Acrid Herbs that Release the Exterior; paired with the 6 formula associations shown in its Correct match card.</w:t>
+        <w:t xml:space="preserve">Match 2 — Zingiberis Rhizoma recens (sheng jiang): classified as Warm, Acrid Herbs that Release the Exterior; paired with the 6 formula associations shown in its comparison column.</w:t>
       </w:r>
     </w:p>
     <w:p>
@@ -1035,7 +902,7 @@
         <w:rPr>
           <w:color w:val="6B3030"/>
         </w:rPr>
-        <w:t xml:space="preserve">Keep each item with the classification and association group shown in its numbered card. Interchanging the groups for Alpiniae officinarum Rhizoma (gao liang jiang) and Zingiberis Rhizoma recens (sheng jiang) would attach the source associations to the wrong item and is evaluated as an incorrect match.</w:t>
+        <w:t xml:space="preserve">Keep each item with the classification and association group shown in its comparison table. Interchanging the groups for Alpiniae officinarum Rhizoma (gao liang jiang) and Zingiberis Rhizoma recens (sheng jiang) would attach the source associations to the wrong item and is evaluated as an incorrect match.</w:t>
       </w:r>
     </w:p>
     <w:p>

--- a/mod/scorm/studytopic/samples/Real_Herb_Comparison_Matching_Polished_Preview.docx
+++ b/mod/scorm/studytopic/samples/Real_Herb_Comparison_Matching_Polished_Preview.docx
@@ -214,14 +214,15 @@
         </w:tblBorders>
         <w:tblCellMar>
           <w:top w:w="100" w:type="dxa"/>
-          <w:left w:w="120" w:type="dxa"/>
+          <w:left w:w="110" w:type="dxa"/>
           <w:bottom w:w="100" w:type="dxa"/>
-          <w:right w:w="120" w:type="dxa"/>
+          <w:right w:w="110" w:type="dxa"/>
         </w:tblCellMar>
       </w:tblPr>
       <w:tblGrid>
-        <w:gridCol w:w="1900"/>
-        <w:gridCol w:w="7100"/>
+        <w:gridCol w:w="1500"/>
+        <w:gridCol w:w="3750"/>
+        <w:gridCol w:w="3750"/>
       </w:tblGrid>
       <w:tr>
         <w:trPr>
@@ -229,8 +230,10 @@
         </w:trPr>
         <w:tc>
           <w:tcPr>
-            <w:gridSpan w:val="2"/>
+            <w:gridSpan w:val="3"/>
+            <w:tcW w:w="9000" w:type="dxa"/>
             <w:shd w:val="clear" w:color="auto" w:fill="527286"/>
+            <w:vAlign w:val="top"/>
           </w:tcPr>
           <w:p>
             <w:pPr>
@@ -242,8 +245,6 @@
               <w:rPr>
                 <w:b/>
                 <w:color w:val="FFFFFF"/>
-                <w:sz w:val="22"/>
-                <w:szCs w:val="22"/>
               </w:rPr>
               <w:t xml:space="preserve">Study tip · Clues to help answer</w:t>
             </w:r>
@@ -256,8 +257,8 @@
         </w:trPr>
         <w:tc>
           <w:tcPr>
-            <w:tcW w:w="1900" w:type="dxa"/>
-            <w:shd w:val="clear" w:color="auto" w:fill="F2F6F8"/>
+            <w:tcW w:w="1500" w:type="dxa"/>
+            <w:shd w:val="clear" w:color="auto" w:fill="DDEAF0"/>
             <w:vAlign w:val="top"/>
           </w:tcPr>
           <w:p>
@@ -269,29 +270,51 @@
             <w:r>
               <w:rPr>
                 <w:b/>
-                <w:color w:val="17324D"/>
-              </w:rPr>
-              <w:t xml:space="preserve">Shared clues</w:t>
-            </w:r>
-          </w:p>
-        </w:tc>
-        <w:tc>
-          <w:tcPr>
-            <w:tcW w:w="7100" w:type="dxa"/>
-            <w:shd w:val="clear" w:color="auto" w:fill="FFFFFF"/>
-            <w:vAlign w:val="top"/>
-          </w:tcPr>
-          <w:p>
-            <w:pPr>
-              <w:keepNext/>
-              <w:keepLines/>
-              <w:spacing w:before="0" w:after="0"/>
-            </w:pPr>
-            <w:r>
-              <w:rPr>
-                <w:color w:val="203040"/>
-              </w:rPr>
-              <w:t xml:space="preserve">Both herbs warm the middle, disperse cold, and settle nausea.</w:t>
+                <w:color w:val="203040"/>
+              </w:rPr>
+              <w:t xml:space="preserve">Clue</w:t>
+            </w:r>
+          </w:p>
+        </w:tc>
+        <w:tc>
+          <w:tcPr>
+            <w:tcW w:w="3750" w:type="dxa"/>
+            <w:shd w:val="clear" w:color="auto" w:fill="DDEAF0"/>
+            <w:vAlign w:val="top"/>
+          </w:tcPr>
+          <w:p>
+            <w:pPr>
+              <w:keepNext/>
+              <w:keepLines/>
+              <w:spacing w:before="0" w:after="0"/>
+            </w:pPr>
+            <w:r>
+              <w:rPr>
+                <w:b/>
+                <w:color w:val="203040"/>
+              </w:rPr>
+              <w:t xml:space="preserve">Gao Liang jiang</w:t>
+            </w:r>
+          </w:p>
+        </w:tc>
+        <w:tc>
+          <w:tcPr>
+            <w:tcW w:w="3750" w:type="dxa"/>
+            <w:shd w:val="clear" w:color="auto" w:fill="DDEAF0"/>
+            <w:vAlign w:val="top"/>
+          </w:tcPr>
+          <w:p>
+            <w:pPr>
+              <w:keepNext/>
+              <w:keepLines/>
+              <w:spacing w:before="0" w:after="0"/>
+            </w:pPr>
+            <w:r>
+              <w:rPr>
+                <w:b/>
+                <w:color w:val="203040"/>
+              </w:rPr>
+              <w:t xml:space="preserve">Sheng Jiang</w:t>
             </w:r>
           </w:p>
         </w:tc>
@@ -302,7 +325,7 @@
         </w:trPr>
         <w:tc>
           <w:tcPr>
-            <w:tcW w:w="1900" w:type="dxa"/>
+            <w:tcW w:w="1500" w:type="dxa"/>
             <w:shd w:val="clear" w:color="auto" w:fill="F2F6F8"/>
             <w:vAlign w:val="top"/>
           </w:tcPr>
@@ -315,15 +338,16 @@
             <w:r>
               <w:rPr>
                 <w:b/>
-                <w:color w:val="17324D"/>
-              </w:rPr>
-              <w:t xml:space="preserve">Gao Liang jiang</w:t>
-            </w:r>
-          </w:p>
-        </w:tc>
-        <w:tc>
-          <w:tcPr>
-            <w:tcW w:w="7100" w:type="dxa"/>
+                <w:color w:val="203040"/>
+              </w:rPr>
+              <w:t xml:space="preserve">Shared clues</w:t>
+            </w:r>
+          </w:p>
+        </w:tc>
+        <w:tc>
+          <w:tcPr>
+            <w:gridSpan w:val="2"/>
+            <w:tcW w:w="7500" w:type="dxa"/>
             <w:shd w:val="clear" w:color="auto" w:fill="FFFFFF"/>
             <w:vAlign w:val="top"/>
           </w:tcPr>
@@ -337,43 +361,7 @@
               <w:rPr>
                 <w:color w:val="203040"/>
               </w:rPr>
-              <w:t xml:space="preserve">• Abdominal pain</w:t>
-            </w:r>
-            <w:r>
-              <w:br/>
-            </w:r>
-            <w:r>
-              <w:rPr>
-                <w:color w:val="203040"/>
-              </w:rPr>
-              <w:t xml:space="preserve">• Vomiting</w:t>
-            </w:r>
-            <w:r>
-              <w:br/>
-            </w:r>
-            <w:r>
-              <w:rPr>
-                <w:color w:val="203040"/>
-              </w:rPr>
-              <w:t xml:space="preserve">• Diarrhea</w:t>
-            </w:r>
-            <w:r>
-              <w:br/>
-            </w:r>
-            <w:r>
-              <w:rPr>
-                <w:color w:val="203040"/>
-              </w:rPr>
-              <w:t xml:space="preserve">• Acid reflux</w:t>
-            </w:r>
-            <w:r>
-              <w:br/>
-            </w:r>
-            <w:r>
-              <w:rPr>
-                <w:color w:val="203040"/>
-              </w:rPr>
-              <w:t xml:space="preserve">• Loss of appetite</w:t>
+              <w:t xml:space="preserve">Both herbs warm the middle, disperse cold, and settle nausea.</w:t>
             </w:r>
           </w:p>
         </w:tc>
@@ -384,7 +372,7 @@
         </w:trPr>
         <w:tc>
           <w:tcPr>
-            <w:tcW w:w="1900" w:type="dxa"/>
+            <w:tcW w:w="1500" w:type="dxa"/>
             <w:shd w:val="clear" w:color="auto" w:fill="F2F6F8"/>
             <w:vAlign w:val="top"/>
           </w:tcPr>
@@ -396,15 +384,70 @@
             <w:r>
               <w:rPr>
                 <w:b/>
-                <w:color w:val="17324D"/>
-              </w:rPr>
-              <w:t xml:space="preserve">Sheng Jiang</w:t>
-            </w:r>
-          </w:p>
-        </w:tc>
-        <w:tc>
-          <w:tcPr>
-            <w:tcW w:w="7100" w:type="dxa"/>
+                <w:color w:val="203040"/>
+              </w:rPr>
+              <w:t xml:space="preserve">Symptoms / conditions</w:t>
+            </w:r>
+          </w:p>
+        </w:tc>
+        <w:tc>
+          <w:tcPr>
+            <w:tcW w:w="3750" w:type="dxa"/>
+            <w:shd w:val="clear" w:color="auto" w:fill="FFFFFF"/>
+            <w:vAlign w:val="top"/>
+          </w:tcPr>
+          <w:p>
+            <w:pPr>
+              <w:keepLines/>
+              <w:spacing w:before="0" w:after="0"/>
+            </w:pPr>
+            <w:r>
+              <w:rPr>
+                <w:color w:val="203040"/>
+              </w:rPr>
+              <w:t xml:space="preserve">• Abdominal pain</w:t>
+            </w:r>
+            <w:r>
+              <w:br/>
+            </w:r>
+            <w:r>
+              <w:rPr>
+                <w:color w:val="203040"/>
+              </w:rPr>
+              <w:t xml:space="preserve">• Vomiting</w:t>
+            </w:r>
+            <w:r>
+              <w:br/>
+            </w:r>
+            <w:r>
+              <w:rPr>
+                <w:color w:val="203040"/>
+              </w:rPr>
+              <w:t xml:space="preserve">• Diarrhea</w:t>
+            </w:r>
+            <w:r>
+              <w:br/>
+            </w:r>
+            <w:r>
+              <w:rPr>
+                <w:color w:val="203040"/>
+              </w:rPr>
+              <w:t xml:space="preserve">• Acid reflux</w:t>
+            </w:r>
+            <w:r>
+              <w:br/>
+            </w:r>
+            <w:r>
+              <w:rPr>
+                <w:color w:val="203040"/>
+              </w:rPr>
+              <w:t xml:space="preserve">• Loss of appetite</w:t>
+            </w:r>
+          </w:p>
+        </w:tc>
+        <w:tc>
+          <w:tcPr>
+            <w:tcW w:w="3750" w:type="dxa"/>
             <w:shd w:val="clear" w:color="auto" w:fill="FFFFFF"/>
             <w:vAlign w:val="top"/>
           </w:tcPr>

--- a/mod/scorm/studytopic/samples/Real_Herb_Comparison_Matching_Polished_Preview.docx
+++ b/mod/scorm/studytopic/samples/Real_Herb_Comparison_Matching_Polished_Preview.docx
@@ -326,19 +326,19 @@
         <w:tc>
           <w:tcPr>
             <w:tcW w:w="1500" w:type="dxa"/>
-            <w:shd w:val="clear" w:color="auto" w:fill="F2F6F8"/>
-            <w:vAlign w:val="top"/>
-          </w:tcPr>
-          <w:p>
-            <w:pPr>
-              <w:keepNext/>
-              <w:keepLines/>
-              <w:spacing w:before="0" w:after="0"/>
-            </w:pPr>
-            <w:r>
-              <w:rPr>
-                <w:b/>
-                <w:color w:val="203040"/>
+            <w:shd w:val="clear" w:color="auto" w:fill="FFE4B8"/>
+            <w:vAlign w:val="top"/>
+          </w:tcPr>
+          <w:p>
+            <w:pPr>
+              <w:keepNext/>
+              <w:keepLines/>
+              <w:spacing w:before="0" w:after="0"/>
+            </w:pPr>
+            <w:r>
+              <w:rPr>
+                <w:b/>
+                <w:color w:val="8A3F0A"/>
               </w:rPr>
               <w:t xml:space="preserve">Shared clues</w:t>
             </w:r>
@@ -348,18 +348,19 @@
           <w:tcPr>
             <w:gridSpan w:val="2"/>
             <w:tcW w:w="7500" w:type="dxa"/>
-            <w:shd w:val="clear" w:color="auto" w:fill="FFFFFF"/>
-            <w:vAlign w:val="top"/>
-          </w:tcPr>
-          <w:p>
-            <w:pPr>
-              <w:keepNext/>
-              <w:keepLines/>
-              <w:spacing w:before="0" w:after="0"/>
-            </w:pPr>
-            <w:r>
-              <w:rPr>
-                <w:color w:val="203040"/>
+            <w:shd w:val="clear" w:color="auto" w:fill="FFF6E8"/>
+            <w:vAlign w:val="top"/>
+          </w:tcPr>
+          <w:p>
+            <w:pPr>
+              <w:keepNext/>
+              <w:keepLines/>
+              <w:spacing w:before="0" w:after="0"/>
+            </w:pPr>
+            <w:r>
+              <w:rPr>
+                <w:b/>
+                <w:color w:val="8A3F0A"/>
               </w:rPr>
               <w:t xml:space="preserve">Both herbs warm the middle, disperse cold, and settle nausea.</w:t>
             </w:r>
@@ -384,7 +385,7 @@
             <w:r>
               <w:rPr>
                 <w:b/>
-                <w:color w:val="203040"/>
+                <w:color w:val="17324D"/>
               </w:rPr>
               <w:t xml:space="preserve">Symptoms / conditions</w:t>
             </w:r>
@@ -697,7 +698,7 @@
             <w:r>
               <w:rPr>
                 <w:b/>
-                <w:color w:val="203040"/>
+                <w:color w:val="17324D"/>
               </w:rPr>
               <w:t xml:space="preserve">Category</w:t>
             </w:r>
@@ -762,7 +763,7 @@
             <w:r>
               <w:rPr>
                 <w:b/>
-                <w:color w:val="203040"/>
+                <w:color w:val="17324D"/>
               </w:rPr>
               <w:t xml:space="preserve">Formulas</w:t>
             </w:r>

--- a/mod/scorm/studytopic/samples/Real_Herb_Comparison_Matching_Polished_Preview.docx
+++ b/mod/scorm/studytopic/samples/Real_Herb_Comparison_Matching_Polished_Preview.docx
@@ -534,6 +534,274 @@
                 <w:color w:val="203040"/>
               </w:rPr>
               <w:t xml:space="preserve">• Drug poisoning</w:t>
+            </w:r>
+          </w:p>
+        </w:tc>
+      </w:tr>
+    </w:tbl>
+    <w:p>
+      <w:pPr>
+        <w:spacing w:before="0" w:after="120"/>
+      </w:pPr>
+      <w:r>
+        <w:t xml:space="preserve"/>
+      </w:r>
+    </w:p>
+    <w:tbl>
+      <w:tblPr>
+        <w:tblW w:w="9000" w:type="dxa"/>
+        <w:tblLayout w:type="fixed"/>
+        <w:tblBorders>
+          <w:top w:val="single" w:sz="8" w:color="D6E1E7"/>
+          <w:left w:val="single" w:sz="8" w:color="D6E1E7"/>
+          <w:bottom w:val="single" w:sz="8" w:color="D6E1E7"/>
+          <w:right w:val="single" w:sz="8" w:color="D6E1E7"/>
+          <w:insideH w:val="single" w:sz="6" w:color="D6E1E7"/>
+          <w:insideV w:val="single" w:sz="6" w:color="D6E1E7"/>
+        </w:tblBorders>
+        <w:tblCellMar>
+          <w:top w:w="100" w:type="dxa"/>
+          <w:left w:w="120" w:type="dxa"/>
+          <w:bottom w:w="100" w:type="dxa"/>
+          <w:right w:w="120" w:type="dxa"/>
+        </w:tblCellMar>
+      </w:tblPr>
+      <w:tblGrid>
+        <w:gridCol w:w="1900"/>
+        <w:gridCol w:w="7100"/>
+      </w:tblGrid>
+      <w:tr>
+        <w:trPr>
+          <w:cantSplit/>
+        </w:trPr>
+        <w:tc>
+          <w:tcPr>
+            <w:gridSpan w:val="2"/>
+            <w:shd w:val="clear" w:color="auto" w:fill="6B4BA1"/>
+          </w:tcPr>
+          <w:p>
+            <w:pPr>
+              <w:keepNext/>
+              <w:keepLines/>
+              <w:spacing w:before="0" w:after="0"/>
+            </w:pPr>
+            <w:r>
+              <w:rPr>
+                <w:b/>
+                <w:color w:val="FFFFFF"/>
+                <w:sz w:val="22"/>
+                <w:szCs w:val="22"/>
+              </w:rPr>
+              <w:t xml:space="preserve">Exam strategy · Why this distinction matters</w:t>
+            </w:r>
+          </w:p>
+        </w:tc>
+      </w:tr>
+      <w:tr>
+        <w:trPr>
+          <w:cantSplit/>
+        </w:trPr>
+        <w:tc>
+          <w:tcPr>
+            <w:tcW w:w="1900" w:type="dxa"/>
+            <w:shd w:val="clear" w:color="auto" w:fill="F2F6F8"/>
+            <w:vAlign w:val="top"/>
+          </w:tcPr>
+          <w:p>
+            <w:pPr>
+              <w:keepNext/>
+              <w:keepLines/>
+              <w:spacing w:before="0" w:after="0"/>
+            </w:pPr>
+            <w:r>
+              <w:rPr>
+                <w:b/>
+                <w:color w:val="17324D"/>
+              </w:rPr>
+              <w:t xml:space="preserve">Why it matters</w:t>
+            </w:r>
+          </w:p>
+        </w:tc>
+        <w:tc>
+          <w:tcPr>
+            <w:tcW w:w="7100" w:type="dxa"/>
+            <w:shd w:val="clear" w:color="auto" w:fill="FFFFFF"/>
+            <w:vAlign w:val="top"/>
+          </w:tcPr>
+          <w:p>
+            <w:pPr>
+              <w:keepNext/>
+              <w:keepLines/>
+              <w:spacing w:before="0" w:after="0"/>
+            </w:pPr>
+            <w:r>
+              <w:rPr>
+                <w:color w:val="203040"/>
+              </w:rPr>
+              <w:t xml:space="preserve">Both herbs warm the middle, disperse cold, and settle nausea. The distinction matters because Gao Liang jiang is classified as Herbs that Warm the Interior and Expel Cold, while Sheng Jiang is classified as Warm, Acrid Herbs that Release the Exterior. The exam may test whether you move beyond the shared action and identify the correct clinical context.</w:t>
+            </w:r>
+          </w:p>
+        </w:tc>
+      </w:tr>
+      <w:tr>
+        <w:trPr>
+          <w:cantSplit/>
+        </w:trPr>
+        <w:tc>
+          <w:tcPr>
+            <w:tcW w:w="1900" w:type="dxa"/>
+            <w:shd w:val="clear" w:color="auto" w:fill="F2F6F8"/>
+            <w:vAlign w:val="top"/>
+          </w:tcPr>
+          <w:p>
+            <w:pPr>
+              <w:keepNext/>
+              <w:keepLines/>
+              <w:spacing w:before="0" w:after="0"/>
+            </w:pPr>
+            <w:r>
+              <w:rPr>
+                <w:b/>
+                <w:color w:val="17324D"/>
+              </w:rPr>
+              <w:t xml:space="preserve">Common confusion</w:t>
+            </w:r>
+          </w:p>
+        </w:tc>
+        <w:tc>
+          <w:tcPr>
+            <w:tcW w:w="7100" w:type="dxa"/>
+            <w:shd w:val="clear" w:color="auto" w:fill="FFFFFF"/>
+            <w:vAlign w:val="top"/>
+          </w:tcPr>
+          <w:p>
+            <w:pPr>
+              <w:keepNext/>
+              <w:keepLines/>
+              <w:spacing w:before="0" w:after="0"/>
+            </w:pPr>
+            <w:r>
+              <w:rPr>
+                <w:color w:val="203040"/>
+              </w:rPr>
+              <w:t xml:space="preserve">Vomiting, Loss of appetite appear in both clue sets, so those findings alone do not separate the herbs. Look for Abdominal pain, Diarrhea, Acid reflux to favor Gao Liang jiang, versus Common cold, Nasal congestion, Coughing to favor Sheng Jiang.</w:t>
+            </w:r>
+          </w:p>
+        </w:tc>
+      </w:tr>
+      <w:tr>
+        <w:trPr>
+          <w:cantSplit/>
+        </w:trPr>
+        <w:tc>
+          <w:tcPr>
+            <w:tcW w:w="1900" w:type="dxa"/>
+            <w:shd w:val="clear" w:color="auto" w:fill="F2F6F8"/>
+            <w:vAlign w:val="top"/>
+          </w:tcPr>
+          <w:p>
+            <w:pPr>
+              <w:keepNext/>
+              <w:keepLines/>
+              <w:spacing w:before="0" w:after="0"/>
+            </w:pPr>
+            <w:r>
+              <w:rPr>
+                <w:b/>
+                <w:color w:val="17324D"/>
+              </w:rPr>
+              <w:t xml:space="preserve">How it may appear</w:t>
+            </w:r>
+          </w:p>
+        </w:tc>
+        <w:tc>
+          <w:tcPr>
+            <w:tcW w:w="7100" w:type="dxa"/>
+            <w:shd w:val="clear" w:color="auto" w:fill="FFFFFF"/>
+            <w:vAlign w:val="top"/>
+          </w:tcPr>
+          <w:p>
+            <w:pPr>
+              <w:keepNext/>
+              <w:keepLines/>
+              <w:spacing w:before="0" w:after="0"/>
+            </w:pPr>
+            <w:r>
+              <w:rPr>
+                <w:color w:val="203040"/>
+              </w:rPr>
+              <w:t xml:space="preserve">A vignette emphasizing Abdominal pain, Diarrhea, Acid reflux could ask for the better match: Gao Liang jiang. A second vignette emphasizing Common cold, Nasal congestion, Coughing could point to Sheng Jiang. The same distinction may also appear as a category or formula-association question.</w:t>
+            </w:r>
+          </w:p>
+        </w:tc>
+      </w:tr>
+      <w:tr>
+        <w:trPr>
+          <w:cantSplit/>
+        </w:trPr>
+        <w:tc>
+          <w:tcPr>
+            <w:tcW w:w="1900" w:type="dxa"/>
+            <w:shd w:val="clear" w:color="auto" w:fill="F2F6F8"/>
+            <w:vAlign w:val="top"/>
+          </w:tcPr>
+          <w:p>
+            <w:pPr>
+              <w:keepLines/>
+              <w:spacing w:before="0" w:after="0"/>
+            </w:pPr>
+            <w:r>
+              <w:rPr>
+                <w:b/>
+                <w:color w:val="17324D"/>
+              </w:rPr>
+              <w:t xml:space="preserve">Related questions</w:t>
+            </w:r>
+          </w:p>
+        </w:tc>
+        <w:tc>
+          <w:tcPr>
+            <w:tcW w:w="7100" w:type="dxa"/>
+            <w:shd w:val="clear" w:color="auto" w:fill="FFFFFF"/>
+            <w:vAlign w:val="top"/>
+          </w:tcPr>
+          <w:p>
+            <w:pPr>
+              <w:keepLines/>
+              <w:spacing w:before="0" w:after="0"/>
+            </w:pPr>
+            <w:r>
+              <w:rPr>
+                <w:color w:val="203040"/>
+              </w:rPr>
+              <w:t xml:space="preserve">• Which category belongs to Gao Liang jiang and which belongs to Sheng Jiang?</w:t>
+            </w:r>
+            <w:r>
+              <w:br/>
+            </w:r>
+            <w:r>
+              <w:rPr>
+                <w:color w:val="203040"/>
+              </w:rPr>
+              <w:t xml:space="preserve">• Which findings are shared and therefore least useful for distinguishing them?</w:t>
+            </w:r>
+            <w:r>
+              <w:br/>
+            </w:r>
+            <w:r>
+              <w:rPr>
+                <w:color w:val="203040"/>
+              </w:rPr>
+              <w:t xml:space="preserve">• Which symptom cluster most strongly favors each item?</w:t>
+            </w:r>
+            <w:r>
+              <w:br/>
+            </w:r>
+            <w:r>
+              <w:rPr>
+                <w:color w:val="203040"/>
+              </w:rPr>
+              <w:t xml:space="preserve">• Which formula associations belong in each comparison column?</w:t>
             </w:r>
           </w:p>
         </w:tc>

--- a/mod/scorm/studytopic/samples/Real_Herb_Comparison_Matching_Polished_Preview.docx
+++ b/mod/scorm/studytopic/samples/Real_Herb_Comparison_Matching_Polished_Preview.docx
@@ -4,53 +4,31 @@
   <w:body>
     <w:p>
       <w:pPr>
-        <w:spacing w:before="0" w:after="420"/>
+        <w:pStyle w:val="Title"/>
+        <w:spacing w:before="0" w:after="120"/>
       </w:pPr>
       <w:r>
-        <w:t xml:space="preserve"/>
+        <w:t xml:space="preserve">Matching Study Guide Index</w:t>
       </w:r>
     </w:p>
     <w:p>
       <w:pPr>
-        <w:pStyle w:val="BookBrand"/>
-        <w:spacing w:before="0" w:after="260"/>
-        <w:jc w:val="center"/>
-      </w:pPr>
-      <w:r>
-        <w:t xml:space="preserve">ACUPUNCTURETESTS</w:t>
-      </w:r>
-    </w:p>
-    <w:p>
-      <w:pPr>
-        <w:pStyle w:val="Title"/>
-        <w:keepLines/>
-        <w:spacing w:before="180" w:after="220"/>
-        <w:jc w:val="center"/>
-      </w:pPr>
-      <w:r>
-        <w:t xml:space="preserve">Herb Comparison — Matching Review</w:t>
-      </w:r>
-    </w:p>
-    <w:p>
-      <w:pPr>
-        <w:pStyle w:val="BookSubtitle"/>
-        <w:spacing w:before="0" w:after="420"/>
-        <w:jc w:val="center"/>
+        <w:spacing w:before="0" w:after="180"/>
       </w:pPr>
       <w:r>
         <w:rPr>
           <w:color w:val="527286"/>
-          <w:sz w:val="26"/>
-          <w:szCs w:val="26"/>
+          <w:sz w:val="22"/>
+          <w:szCs w:val="22"/>
         </w:rPr>
-        <w:t xml:space="preserve">Exam Review Book · Instructor Edition</w:t>
+        <w:t xml:space="preserve">1 Matching question · 1 category</w:t>
       </w:r>
     </w:p>
     <w:p>
       <w:pPr>
         <w:keepLines/>
-        <w:spacing w:before="120" w:after="220"/>
-        <w:ind w:left="720" w:right="720"/>
+        <w:spacing w:before="0" w:after="180"/>
+        <w:ind w:left="180" w:right="120"/>
         <w:shd w:val="clear" w:color="auto" w:fill="E8F3F5"/>
         <w:pBdr>
           <w:left w:val="single" w:sz="20" w:space="8" w:color="F47E2C"/>
@@ -58,82 +36,31 @@
       </w:pPr>
       <w:r>
         <w:rPr>
+          <w:i/>
           <w:color w:val="31586B"/>
         </w:rPr>
-        <w:t xml:space="preserve">Course: Herb Exams</w:t>
-      </w:r>
-      <w:r>
-        <w:br/>
-      </w:r>
+        <w:t xml:space="preserve">Comparisons are grouped and sorted by the category of the first herb.</w:t>
+      </w:r>
+    </w:p>
+    <w:p>
+      <w:pPr>
+        <w:pStyle w:val="Heading2"/>
+        <w:keepNext/>
+        <w:spacing w:before="120" w:after="70"/>
+      </w:pPr>
       <w:r>
         <w:rPr>
-          <w:color w:val="31586B"/>
+          <w:color w:val="17324D"/>
         </w:rPr>
-        <w:t xml:space="preserve">Section: Comparative Functions</w:t>
-      </w:r>
-      <w:r>
-        <w:br/>
-      </w:r>
-      <w:r>
-        <w:rPr>
-          <w:color w:val="31586B"/>
-        </w:rPr>
-        <w:t xml:space="preserve">Questions: 1</w:t>
-      </w:r>
-      <w:r>
-        <w:br/>
-      </w:r>
-      <w:r>
-        <w:rPr>
-          <w:color w:val="31586B"/>
-        </w:rPr>
-        <w:t xml:space="preserve">Source CMID: sample</w:t>
-      </w:r>
-    </w:p>
-    <w:p>
-      <w:pPr>
-        <w:spacing w:before="0" w:after="240"/>
-        <w:jc w:val="center"/>
-      </w:pPr>
-      <w:r>
-        <w:rPr>
-          <w:i/>
-          <w:color w:val="8A3F0A"/>
-        </w:rPr>
-        <w:t xml:space="preserve">Answer key and source feedback are included for instructor review.</w:t>
-      </w:r>
-    </w:p>
-    <w:p>
-      <w:r>
-        <w:br w:type="page"/>
-      </w:r>
-    </w:p>
-    <w:p>
-      <w:pPr>
-        <w:pStyle w:val="Heading1"/>
-        <w:spacing w:before="0" w:after="180"/>
-      </w:pPr>
-      <w:r>
-        <w:t xml:space="preserve">Contents</w:t>
-      </w:r>
-    </w:p>
-    <w:p>
-      <w:pPr>
-        <w:spacing w:before="0" w:after="180"/>
-      </w:pPr>
-      <w:r>
-        <w:rPr>
-          <w:color w:val="527286"/>
-        </w:rPr>
-        <w:t xml:space="preserve">This study book is arranged in groups of up to ten questions for easier reading and review.</w:t>
+        <w:t xml:space="preserve">Herbs that Warm the Interior and Expel Cold (1)</w:t>
       </w:r>
     </w:p>
     <w:p>
       <w:pPr>
         <w:keepLines/>
-        <w:spacing w:before="0" w:after="80"/>
+        <w:spacing w:before="0" w:after="70"/>
         <w:ind w:left="180" w:right="120"/>
-        <w:shd w:val="clear" w:color="auto" w:fill="F7F9FB"/>
+        <w:shd w:val="clear" w:color="auto" w:fill="FFF6E8"/>
         <w:pBdr>
           <w:left w:val="single" w:sz="20" w:space="8" w:color="F47E2C"/>
         </w:pBdr>
@@ -141,9 +68,9 @@
       <w:r>
         <w:rPr>
           <w:b/>
-          <w:color w:val="17324D"/>
+          <w:color w:val="8A3F0A"/>
         </w:rPr>
-        <w:t xml:space="preserve">Chapter 1  ·  Questions 1–1</w:t>
+        <w:t xml:space="preserve">(gao liang jiang) vs. (sheng jiang)</w:t>
       </w:r>
     </w:p>
     <w:p>
@@ -154,49 +81,10 @@
     <w:p>
       <w:pPr>
         <w:pStyle w:val="Heading1"/>
-        <w:spacing w:before="0" w:after="220"/>
-      </w:pPr>
-      <w:r>
-        <w:t xml:space="preserve">Chapter 1 · Questions 1–1</w:t>
-      </w:r>
-    </w:p>
-    <w:p>
-      <w:pPr>
-        <w:pStyle w:val="Heading2"/>
-        <w:spacing w:before="0" w:after="70"/>
-      </w:pPr>
-      <w:r>
-        <w:t xml:space="preserve">Question 1</w:t>
-      </w:r>
-    </w:p>
-    <w:p>
-      <w:pPr>
-        <w:keepNext/>
-        <w:spacing w:before="0" w:after="70"/>
-        <w:ind w:left="180" w:right="0"/>
-      </w:pPr>
-      <w:r>
-        <w:rPr>
-          <w:i/>
-          <w:color w:val="527286"/>
-          <w:sz w:val="18"/>
-          <w:szCs w:val="18"/>
-        </w:rPr>
-        <w:t xml:space="preserve">Matching</w:t>
-      </w:r>
-    </w:p>
-    <w:p>
-      <w:pPr>
         <w:keepLines/>
         <w:spacing w:before="0" w:after="120"/>
-        <w:ind w:left="180" w:right="120"/>
       </w:pPr>
       <w:r>
-        <w:rPr>
-          <w:b/>
-          <w:sz w:val="22"/>
-          <w:szCs w:val="22"/>
-        </w:rPr>
         <w:t xml:space="preserve">Comparison Alpiniae officinarum Rhizoma (gao liang jiang) Vs. Zingiberis Rhizoma recens (sheng jiang)</w:t>
       </w:r>
     </w:p>
@@ -547,274 +435,6 @@
         <w:t xml:space="preserve"/>
       </w:r>
     </w:p>
-    <w:tbl>
-      <w:tblPr>
-        <w:tblW w:w="9000" w:type="dxa"/>
-        <w:tblLayout w:type="fixed"/>
-        <w:tblBorders>
-          <w:top w:val="single" w:sz="8" w:color="D6E1E7"/>
-          <w:left w:val="single" w:sz="8" w:color="D6E1E7"/>
-          <w:bottom w:val="single" w:sz="8" w:color="D6E1E7"/>
-          <w:right w:val="single" w:sz="8" w:color="D6E1E7"/>
-          <w:insideH w:val="single" w:sz="6" w:color="D6E1E7"/>
-          <w:insideV w:val="single" w:sz="6" w:color="D6E1E7"/>
-        </w:tblBorders>
-        <w:tblCellMar>
-          <w:top w:w="100" w:type="dxa"/>
-          <w:left w:w="120" w:type="dxa"/>
-          <w:bottom w:w="100" w:type="dxa"/>
-          <w:right w:w="120" w:type="dxa"/>
-        </w:tblCellMar>
-      </w:tblPr>
-      <w:tblGrid>
-        <w:gridCol w:w="1900"/>
-        <w:gridCol w:w="7100"/>
-      </w:tblGrid>
-      <w:tr>
-        <w:trPr>
-          <w:cantSplit/>
-        </w:trPr>
-        <w:tc>
-          <w:tcPr>
-            <w:gridSpan w:val="2"/>
-            <w:shd w:val="clear" w:color="auto" w:fill="6B4BA1"/>
-          </w:tcPr>
-          <w:p>
-            <w:pPr>
-              <w:keepNext/>
-              <w:keepLines/>
-              <w:spacing w:before="0" w:after="0"/>
-            </w:pPr>
-            <w:r>
-              <w:rPr>
-                <w:b/>
-                <w:color w:val="FFFFFF"/>
-                <w:sz w:val="22"/>
-                <w:szCs w:val="22"/>
-              </w:rPr>
-              <w:t xml:space="preserve">Exam strategy · Why this distinction matters</w:t>
-            </w:r>
-          </w:p>
-        </w:tc>
-      </w:tr>
-      <w:tr>
-        <w:trPr>
-          <w:cantSplit/>
-        </w:trPr>
-        <w:tc>
-          <w:tcPr>
-            <w:tcW w:w="1900" w:type="dxa"/>
-            <w:shd w:val="clear" w:color="auto" w:fill="F2F6F8"/>
-            <w:vAlign w:val="top"/>
-          </w:tcPr>
-          <w:p>
-            <w:pPr>
-              <w:keepNext/>
-              <w:keepLines/>
-              <w:spacing w:before="0" w:after="0"/>
-            </w:pPr>
-            <w:r>
-              <w:rPr>
-                <w:b/>
-                <w:color w:val="17324D"/>
-              </w:rPr>
-              <w:t xml:space="preserve">Why it matters</w:t>
-            </w:r>
-          </w:p>
-        </w:tc>
-        <w:tc>
-          <w:tcPr>
-            <w:tcW w:w="7100" w:type="dxa"/>
-            <w:shd w:val="clear" w:color="auto" w:fill="FFFFFF"/>
-            <w:vAlign w:val="top"/>
-          </w:tcPr>
-          <w:p>
-            <w:pPr>
-              <w:keepNext/>
-              <w:keepLines/>
-              <w:spacing w:before="0" w:after="0"/>
-            </w:pPr>
-            <w:r>
-              <w:rPr>
-                <w:color w:val="203040"/>
-              </w:rPr>
-              <w:t xml:space="preserve">Both herbs warm the middle, disperse cold, and settle nausea. The distinction matters because Gao Liang jiang is classified as Herbs that Warm the Interior and Expel Cold, while Sheng Jiang is classified as Warm, Acrid Herbs that Release the Exterior. The exam may test whether you move beyond the shared action and identify the correct clinical context.</w:t>
-            </w:r>
-          </w:p>
-        </w:tc>
-      </w:tr>
-      <w:tr>
-        <w:trPr>
-          <w:cantSplit/>
-        </w:trPr>
-        <w:tc>
-          <w:tcPr>
-            <w:tcW w:w="1900" w:type="dxa"/>
-            <w:shd w:val="clear" w:color="auto" w:fill="F2F6F8"/>
-            <w:vAlign w:val="top"/>
-          </w:tcPr>
-          <w:p>
-            <w:pPr>
-              <w:keepNext/>
-              <w:keepLines/>
-              <w:spacing w:before="0" w:after="0"/>
-            </w:pPr>
-            <w:r>
-              <w:rPr>
-                <w:b/>
-                <w:color w:val="17324D"/>
-              </w:rPr>
-              <w:t xml:space="preserve">Common confusion</w:t>
-            </w:r>
-          </w:p>
-        </w:tc>
-        <w:tc>
-          <w:tcPr>
-            <w:tcW w:w="7100" w:type="dxa"/>
-            <w:shd w:val="clear" w:color="auto" w:fill="FFFFFF"/>
-            <w:vAlign w:val="top"/>
-          </w:tcPr>
-          <w:p>
-            <w:pPr>
-              <w:keepNext/>
-              <w:keepLines/>
-              <w:spacing w:before="0" w:after="0"/>
-            </w:pPr>
-            <w:r>
-              <w:rPr>
-                <w:color w:val="203040"/>
-              </w:rPr>
-              <w:t xml:space="preserve">Vomiting, Loss of appetite appear in both clue sets, so those findings alone do not separate the herbs. Look for Abdominal pain, Diarrhea, Acid reflux to favor Gao Liang jiang, versus Common cold, Nasal congestion, Coughing to favor Sheng Jiang.</w:t>
-            </w:r>
-          </w:p>
-        </w:tc>
-      </w:tr>
-      <w:tr>
-        <w:trPr>
-          <w:cantSplit/>
-        </w:trPr>
-        <w:tc>
-          <w:tcPr>
-            <w:tcW w:w="1900" w:type="dxa"/>
-            <w:shd w:val="clear" w:color="auto" w:fill="F2F6F8"/>
-            <w:vAlign w:val="top"/>
-          </w:tcPr>
-          <w:p>
-            <w:pPr>
-              <w:keepNext/>
-              <w:keepLines/>
-              <w:spacing w:before="0" w:after="0"/>
-            </w:pPr>
-            <w:r>
-              <w:rPr>
-                <w:b/>
-                <w:color w:val="17324D"/>
-              </w:rPr>
-              <w:t xml:space="preserve">How it may appear</w:t>
-            </w:r>
-          </w:p>
-        </w:tc>
-        <w:tc>
-          <w:tcPr>
-            <w:tcW w:w="7100" w:type="dxa"/>
-            <w:shd w:val="clear" w:color="auto" w:fill="FFFFFF"/>
-            <w:vAlign w:val="top"/>
-          </w:tcPr>
-          <w:p>
-            <w:pPr>
-              <w:keepNext/>
-              <w:keepLines/>
-              <w:spacing w:before="0" w:after="0"/>
-            </w:pPr>
-            <w:r>
-              <w:rPr>
-                <w:color w:val="203040"/>
-              </w:rPr>
-              <w:t xml:space="preserve">A vignette emphasizing Abdominal pain, Diarrhea, Acid reflux could ask for the better match: Gao Liang jiang. A second vignette emphasizing Common cold, Nasal congestion, Coughing could point to Sheng Jiang. The same distinction may also appear as a category or formula-association question.</w:t>
-            </w:r>
-          </w:p>
-        </w:tc>
-      </w:tr>
-      <w:tr>
-        <w:trPr>
-          <w:cantSplit/>
-        </w:trPr>
-        <w:tc>
-          <w:tcPr>
-            <w:tcW w:w="1900" w:type="dxa"/>
-            <w:shd w:val="clear" w:color="auto" w:fill="F2F6F8"/>
-            <w:vAlign w:val="top"/>
-          </w:tcPr>
-          <w:p>
-            <w:pPr>
-              <w:keepLines/>
-              <w:spacing w:before="0" w:after="0"/>
-            </w:pPr>
-            <w:r>
-              <w:rPr>
-                <w:b/>
-                <w:color w:val="17324D"/>
-              </w:rPr>
-              <w:t xml:space="preserve">Related questions</w:t>
-            </w:r>
-          </w:p>
-        </w:tc>
-        <w:tc>
-          <w:tcPr>
-            <w:tcW w:w="7100" w:type="dxa"/>
-            <w:shd w:val="clear" w:color="auto" w:fill="FFFFFF"/>
-            <w:vAlign w:val="top"/>
-          </w:tcPr>
-          <w:p>
-            <w:pPr>
-              <w:keepLines/>
-              <w:spacing w:before="0" w:after="0"/>
-            </w:pPr>
-            <w:r>
-              <w:rPr>
-                <w:color w:val="203040"/>
-              </w:rPr>
-              <w:t xml:space="preserve">• Which category belongs to Gao Liang jiang and which belongs to Sheng Jiang?</w:t>
-            </w:r>
-            <w:r>
-              <w:br/>
-            </w:r>
-            <w:r>
-              <w:rPr>
-                <w:color w:val="203040"/>
-              </w:rPr>
-              <w:t xml:space="preserve">• Which findings are shared and therefore least useful for distinguishing them?</w:t>
-            </w:r>
-            <w:r>
-              <w:br/>
-            </w:r>
-            <w:r>
-              <w:rPr>
-                <w:color w:val="203040"/>
-              </w:rPr>
-              <w:t xml:space="preserve">• Which symptom cluster most strongly favors each item?</w:t>
-            </w:r>
-            <w:r>
-              <w:br/>
-            </w:r>
-            <w:r>
-              <w:rPr>
-                <w:color w:val="203040"/>
-              </w:rPr>
-              <w:t xml:space="preserve">• Which formula associations belong in each comparison column?</w:t>
-            </w:r>
-          </w:p>
-        </w:tc>
-      </w:tr>
-    </w:tbl>
-    <w:p>
-      <w:pPr>
-        <w:spacing w:before="0" w:after="120"/>
-      </w:pPr>
-      <w:r>
-        <w:t xml:space="preserve"/>
-      </w:r>
-    </w:p>
     <w:p>
       <w:pPr>
         <w:keepNext/>
@@ -1140,81 +760,249 @@
       </w:r>
     </w:p>
     <w:p>
+      <w:r>
+        <w:br w:type="page"/>
+      </w:r>
+    </w:p>
+    <w:tbl>
+      <w:tblPr>
+        <w:tblW w:w="9000" w:type="dxa"/>
+        <w:tblLayout w:type="fixed"/>
+        <w:tblBorders>
+          <w:top w:val="single" w:sz="8" w:color="D6E1E7"/>
+          <w:left w:val="single" w:sz="8" w:color="D6E1E7"/>
+          <w:bottom w:val="single" w:sz="8" w:color="D6E1E7"/>
+          <w:right w:val="single" w:sz="8" w:color="D6E1E7"/>
+          <w:insideH w:val="single" w:sz="6" w:color="D6E1E7"/>
+          <w:insideV w:val="single" w:sz="6" w:color="D6E1E7"/>
+        </w:tblBorders>
+        <w:tblCellMar>
+          <w:top w:w="100" w:type="dxa"/>
+          <w:left w:w="120" w:type="dxa"/>
+          <w:bottom w:w="100" w:type="dxa"/>
+          <w:right w:w="120" w:type="dxa"/>
+        </w:tblCellMar>
+      </w:tblPr>
+      <w:tblGrid>
+        <w:gridCol w:w="1900"/>
+        <w:gridCol w:w="7100"/>
+      </w:tblGrid>
+      <w:tr>
+        <w:trPr>
+          <w:cantSplit/>
+        </w:trPr>
+        <w:tc>
+          <w:tcPr>
+            <w:gridSpan w:val="2"/>
+            <w:shd w:val="clear" w:color="auto" w:fill="6B4BA1"/>
+          </w:tcPr>
+          <w:p>
+            <w:pPr>
+              <w:keepNext/>
+              <w:keepLines/>
+              <w:spacing w:before="0" w:after="0"/>
+            </w:pPr>
+            <w:r>
+              <w:rPr>
+                <w:b/>
+                <w:color w:val="FFFFFF"/>
+                <w:sz w:val="22"/>
+                <w:szCs w:val="22"/>
+              </w:rPr>
+              <w:t xml:space="preserve">Study guide · Exam focus</w:t>
+            </w:r>
+          </w:p>
+        </w:tc>
+      </w:tr>
+      <w:tr>
+        <w:trPr>
+          <w:cantSplit/>
+        </w:trPr>
+        <w:tc>
+          <w:tcPr>
+            <w:tcW w:w="1900" w:type="dxa"/>
+            <w:shd w:val="clear" w:color="auto" w:fill="F2F6F8"/>
+            <w:vAlign w:val="top"/>
+          </w:tcPr>
+          <w:p>
+            <w:pPr>
+              <w:keepNext/>
+              <w:keepLines/>
+              <w:spacing w:before="0" w:after="0"/>
+            </w:pPr>
+            <w:r>
+              <w:rPr>
+                <w:b/>
+                <w:color w:val="17324D"/>
+              </w:rPr>
+              <w:t xml:space="preserve">Why it matters</w:t>
+            </w:r>
+          </w:p>
+        </w:tc>
+        <w:tc>
+          <w:tcPr>
+            <w:tcW w:w="7100" w:type="dxa"/>
+            <w:shd w:val="clear" w:color="auto" w:fill="FFFFFF"/>
+            <w:vAlign w:val="top"/>
+          </w:tcPr>
+          <w:p>
+            <w:pPr>
+              <w:keepNext/>
+              <w:keepLines/>
+              <w:spacing w:before="0" w:after="0"/>
+            </w:pPr>
+            <w:r>
+              <w:rPr>
+                <w:color w:val="203040"/>
+              </w:rPr>
+              <w:t xml:space="preserve">Both herbs warm the middle, disperse cold, and settle nausea. The distinction matters because Gao Liang jiang is classified as Herbs that Warm the Interior and Expel Cold, while Sheng Jiang is classified as Warm, Acrid Herbs that Release the Exterior. The exam may test whether you move beyond the shared action and identify the correct clinical context.</w:t>
+            </w:r>
+          </w:p>
+        </w:tc>
+      </w:tr>
+      <w:tr>
+        <w:trPr>
+          <w:cantSplit/>
+        </w:trPr>
+        <w:tc>
+          <w:tcPr>
+            <w:tcW w:w="1900" w:type="dxa"/>
+            <w:shd w:val="clear" w:color="auto" w:fill="F2F6F8"/>
+            <w:vAlign w:val="top"/>
+          </w:tcPr>
+          <w:p>
+            <w:pPr>
+              <w:keepNext/>
+              <w:keepLines/>
+              <w:spacing w:before="0" w:after="0"/>
+            </w:pPr>
+            <w:r>
+              <w:rPr>
+                <w:b/>
+                <w:color w:val="17324D"/>
+              </w:rPr>
+              <w:t xml:space="preserve">Common confusion</w:t>
+            </w:r>
+          </w:p>
+        </w:tc>
+        <w:tc>
+          <w:tcPr>
+            <w:tcW w:w="7100" w:type="dxa"/>
+            <w:shd w:val="clear" w:color="auto" w:fill="FFFFFF"/>
+            <w:vAlign w:val="top"/>
+          </w:tcPr>
+          <w:p>
+            <w:pPr>
+              <w:keepNext/>
+              <w:keepLines/>
+              <w:spacing w:before="0" w:after="0"/>
+            </w:pPr>
+            <w:r>
+              <w:rPr>
+                <w:color w:val="203040"/>
+              </w:rPr>
+              <w:t xml:space="preserve">Vomiting, Loss of appetite appear in both clue sets, so those findings alone do not separate the herbs. Look for Abdominal pain, Diarrhea, Acid reflux to favor Gao Liang jiang, versus Common cold, Nasal congestion, Coughing to favor Sheng Jiang.</w:t>
+            </w:r>
+          </w:p>
+        </w:tc>
+      </w:tr>
+      <w:tr>
+        <w:trPr>
+          <w:cantSplit/>
+        </w:trPr>
+        <w:tc>
+          <w:tcPr>
+            <w:tcW w:w="1900" w:type="dxa"/>
+            <w:shd w:val="clear" w:color="auto" w:fill="F2F6F8"/>
+            <w:vAlign w:val="top"/>
+          </w:tcPr>
+          <w:p>
+            <w:pPr>
+              <w:keepNext/>
+              <w:keepLines/>
+              <w:spacing w:before="0" w:after="0"/>
+            </w:pPr>
+            <w:r>
+              <w:rPr>
+                <w:b/>
+                <w:color w:val="17324D"/>
+              </w:rPr>
+              <w:t xml:space="preserve">How it may appear</w:t>
+            </w:r>
+          </w:p>
+        </w:tc>
+        <w:tc>
+          <w:tcPr>
+            <w:tcW w:w="7100" w:type="dxa"/>
+            <w:shd w:val="clear" w:color="auto" w:fill="FFFFFF"/>
+            <w:vAlign w:val="top"/>
+          </w:tcPr>
+          <w:p>
+            <w:pPr>
+              <w:keepNext/>
+              <w:keepLines/>
+              <w:spacing w:before="0" w:after="0"/>
+            </w:pPr>
+            <w:r>
+              <w:rPr>
+                <w:color w:val="203040"/>
+              </w:rPr>
+              <w:t xml:space="preserve">A vignette emphasizing Abdominal pain, Diarrhea, Acid reflux could ask for the better match: Gao Liang jiang. A second vignette emphasizing Common cold, Nasal congestion, Coughing could point to Sheng Jiang. The same distinction may also appear as a category or formula-association question.</w:t>
+            </w:r>
+          </w:p>
+        </w:tc>
+      </w:tr>
+      <w:tr>
+        <w:trPr>
+          <w:cantSplit/>
+        </w:trPr>
+        <w:tc>
+          <w:tcPr>
+            <w:tcW w:w="1900" w:type="dxa"/>
+            <w:shd w:val="clear" w:color="auto" w:fill="F2F6F8"/>
+            <w:vAlign w:val="top"/>
+          </w:tcPr>
+          <w:p>
+            <w:pPr>
+              <w:keepLines/>
+              <w:spacing w:before="0" w:after="0"/>
+            </w:pPr>
+            <w:r>
+              <w:rPr>
+                <w:b/>
+                <w:color w:val="17324D"/>
+              </w:rPr>
+              <w:t xml:space="preserve">Why a switched match is wrong</w:t>
+            </w:r>
+          </w:p>
+        </w:tc>
+        <w:tc>
+          <w:tcPr>
+            <w:tcW w:w="7100" w:type="dxa"/>
+            <w:shd w:val="clear" w:color="auto" w:fill="FFFFFF"/>
+            <w:vAlign w:val="top"/>
+          </w:tcPr>
+          <w:p>
+            <w:pPr>
+              <w:keepLines/>
+              <w:spacing w:before="0" w:after="0"/>
+            </w:pPr>
+            <w:r>
+              <w:rPr>
+                <w:color w:val="203040"/>
+              </w:rPr>
+              <w:t xml:space="preserve">Reversing the match would attach the Herbs that Warm the Interior and Expel Cold associations to Sheng Jiang and the Warm, Acrid Herbs that Release the Exterior associations to Gao Liang jiang. That changes the source classification and makes the pairing incorrect.</w:t>
+            </w:r>
+          </w:p>
+        </w:tc>
+      </w:tr>
+    </w:tbl>
+    <w:p>
       <w:pPr>
-        <w:keepNext/>
-        <w:spacing w:before="100" w:after="50"/>
+        <w:spacing w:before="0" w:after="120"/>
       </w:pPr>
       <w:r>
-        <w:rPr>
-          <w:b/>
-          <w:color w:val="17324D"/>
-        </w:rPr>
-        <w:t xml:space="preserve">Why these matches are correct</w:t>
-      </w:r>
-    </w:p>
-    <w:p>
-      <w:pPr>
-        <w:keepLines/>
-        <w:spacing w:before="0" w:after="100"/>
-        <w:ind w:left="180" w:right="120"/>
-        <w:shd w:val="clear" w:color="auto" w:fill="EAF6EE"/>
-        <w:pBdr>
-          <w:left w:val="single" w:sz="20" w:space="8" w:color="2E8B57"/>
-        </w:pBdr>
-      </w:pPr>
-      <w:r>
-        <w:rPr>
-          <w:color w:val="245B38"/>
-        </w:rPr>
-        <w:t xml:space="preserve">For the matching exercise “Comparison Alpiniae officinarum Rhizoma (gao liang jiang) Vs. Zingiberis Rhizoma recens (sheng jiang)”, the source key distinguishes the items by their classification and keyed associations, not by shared symptoms or actions alone.</w:t>
-      </w:r>
-      <w:r>
-        <w:br/>
-      </w:r>
-      <w:r>
-        <w:rPr>
-          <w:color w:val="245B38"/>
-        </w:rPr>
-        <w:t xml:space="preserve">Match 1 — Alpiniae officinarum Rhizoma (gao liang jiang): classified as Herbs that Warm the Interior and Expel Cold; paired with the 2 formula associations shown in its comparison column.</w:t>
-      </w:r>
-      <w:r>
-        <w:br/>
-      </w:r>
-      <w:r>
-        <w:rPr>
-          <w:color w:val="245B38"/>
-        </w:rPr>
-        <w:t xml:space="preserve">Match 2 — Zingiberis Rhizoma recens (sheng jiang): classified as Warm, Acrid Herbs that Release the Exterior; paired with the 6 formula associations shown in its comparison column.</w:t>
-      </w:r>
-    </w:p>
-    <w:p>
-      <w:pPr>
-        <w:keepNext/>
-        <w:spacing w:before="100" w:after="50"/>
-      </w:pPr>
-      <w:r>
-        <w:rPr>
-          <w:b/>
-          <w:color w:val="17324D"/>
-        </w:rPr>
-        <w:t xml:space="preserve">How incorrect matches are evaluated</w:t>
-      </w:r>
-    </w:p>
-    <w:p>
-      <w:pPr>
-        <w:keepLines/>
-        <w:spacing w:before="0" w:after="80"/>
-        <w:ind w:left="180" w:right="120"/>
-        <w:shd w:val="clear" w:color="auto" w:fill="FDF1F1"/>
-        <w:pBdr>
-          <w:left w:val="single" w:sz="20" w:space="8" w:color="C96D6D"/>
-        </w:pBdr>
-      </w:pPr>
-      <w:r>
-        <w:rPr>
-          <w:color w:val="6B3030"/>
-        </w:rPr>
-        <w:t xml:space="preserve">Keep each item with the classification and association group shown in its comparison table. Interchanging the groups for Alpiniae officinarum Rhizoma (gao liang jiang) and Zingiberis Rhizoma recens (sheng jiang) would attach the source associations to the wrong item and is evaluated as an incorrect match.</w:t>
+        <w:t xml:space="preserve"/>
       </w:r>
     </w:p>
     <w:p>
@@ -1250,7 +1038,7 @@
         <w:color w:val="527286"/>
         <w:sz w:val="17"/>
       </w:rPr>
-      <w:t xml:space="preserve">AcupunctureTests  •  Page </w:t>
+      <w:t xml:space="preserve">Page </w:t>
     </w:r>
     <w:fldSimple w:instr=" PAGE ">
       <w:r>
@@ -1281,7 +1069,7 @@
         <w:color w:val="527286"/>
         <w:sz w:val="17"/>
       </w:rPr>
-      <w:t>Herb Comparison — Matching Review</w:t>
+      <w:t/>
     </w:r>
   </w:p>
 </w:hdr>

--- a/mod/scorm/studytopic/samples/Real_Herb_Comparison_Matching_Polished_Preview.docx
+++ b/mod/scorm/studytopic/samples/Real_Herb_Comparison_Matching_Polished_Preview.docx
@@ -4,93 +4,17 @@
   <w:body>
     <w:p>
       <w:pPr>
-        <w:pStyle w:val="Title"/>
-        <w:spacing w:before="0" w:after="120"/>
+        <w:pStyle w:val="Heading1"/>
+        <w:keepLines/>
+        <w:spacing w:before="0" w:after="50"/>
       </w:pPr>
       <w:r>
-        <w:t xml:space="preserve">Matching Study Guide Index</w:t>
-      </w:r>
-    </w:p>
-    <w:p>
-      <w:pPr>
-        <w:spacing w:before="0" w:after="180"/>
-      </w:pPr>
-      <w:r>
-        <w:rPr>
-          <w:color w:val="527286"/>
-          <w:sz w:val="22"/>
-          <w:szCs w:val="22"/>
-        </w:rPr>
-        <w:t xml:space="preserve">1 Matching question · 1 category</w:t>
-      </w:r>
-    </w:p>
-    <w:p>
-      <w:pPr>
-        <w:keepLines/>
-        <w:spacing w:before="0" w:after="180"/>
-        <w:ind w:left="180" w:right="120"/>
-        <w:shd w:val="clear" w:color="auto" w:fill="E8F3F5"/>
-        <w:pBdr>
-          <w:left w:val="single" w:sz="20" w:space="8" w:color="F47E2C"/>
-        </w:pBdr>
-      </w:pPr>
-      <w:r>
-        <w:rPr>
-          <w:i/>
-          <w:color w:val="31586B"/>
-        </w:rPr>
-        <w:t xml:space="preserve">Comparisons are grouped and sorted by the category of the first herb.</w:t>
-      </w:r>
-    </w:p>
-    <w:p>
-      <w:pPr>
-        <w:pStyle w:val="Heading2"/>
-        <w:keepNext/>
-        <w:spacing w:before="120" w:after="70"/>
-      </w:pPr>
-      <w:r>
-        <w:rPr>
-          <w:color w:val="17324D"/>
-        </w:rPr>
-        <w:t xml:space="preserve">Herbs that Warm the Interior and Expel Cold (1)</w:t>
-      </w:r>
-    </w:p>
-    <w:p>
-      <w:pPr>
-        <w:keepLines/>
-        <w:spacing w:before="0" w:after="70"/>
-        <w:ind w:left="180" w:right="120"/>
-        <w:shd w:val="clear" w:color="auto" w:fill="FFF6E8"/>
-        <w:pBdr>
-          <w:left w:val="single" w:sz="20" w:space="8" w:color="F47E2C"/>
-        </w:pBdr>
-      </w:pPr>
-      <w:r>
-        <w:rPr>
-          <w:b/>
-          <w:color w:val="8A3F0A"/>
-        </w:rPr>
         <w:t xml:space="preserve">(gao liang jiang) vs. (sheng jiang)</w:t>
-      </w:r>
-    </w:p>
-    <w:p>
-      <w:r>
-        <w:br w:type="page"/>
-      </w:r>
-    </w:p>
-    <w:p>
-      <w:pPr>
-        <w:pStyle w:val="Heading1"/>
-        <w:keepLines/>
-        <w:spacing w:before="0" w:after="120"/>
-      </w:pPr>
-      <w:r>
-        <w:t xml:space="preserve">Comparison Alpiniae officinarum Rhizoma (gao liang jiang) Vs. Zingiberis Rhizoma recens (sheng jiang)</w:t>
       </w:r>
     </w:p>
     <w:tbl>
       <w:tblPr>
-        <w:tblW w:w="9000" w:type="dxa"/>
+        <w:tblW w:w="14000" w:type="dxa"/>
         <w:tblLayout w:type="fixed"/>
         <w:tblBorders>
           <w:top w:val="single" w:sz="8" w:color="D6E1E7"/>
@@ -101,16 +25,16 @@
           <w:insideV w:val="single" w:sz="6" w:color="D6E1E7"/>
         </w:tblBorders>
         <w:tblCellMar>
-          <w:top w:w="100" w:type="dxa"/>
-          <w:left w:w="110" w:type="dxa"/>
-          <w:bottom w:w="100" w:type="dxa"/>
-          <w:right w:w="110" w:type="dxa"/>
+          <w:top w:w="45" w:type="dxa"/>
+          <w:left w:w="60" w:type="dxa"/>
+          <w:bottom w:w="45" w:type="dxa"/>
+          <w:right w:w="60" w:type="dxa"/>
         </w:tblCellMar>
       </w:tblPr>
       <w:tblGrid>
-        <w:gridCol w:w="1500"/>
-        <w:gridCol w:w="3750"/>
-        <w:gridCol w:w="3750"/>
+        <w:gridCol w:w="1800"/>
+        <w:gridCol w:w="6100"/>
+        <w:gridCol w:w="6100"/>
       </w:tblGrid>
       <w:tr>
         <w:trPr>
@@ -119,7 +43,7 @@
         <w:tc>
           <w:tcPr>
             <w:gridSpan w:val="3"/>
-            <w:tcW w:w="9000" w:type="dxa"/>
+            <w:tcW w:w="14000" w:type="dxa"/>
             <w:shd w:val="clear" w:color="auto" w:fill="527286"/>
             <w:vAlign w:val="top"/>
           </w:tcPr>
@@ -133,6 +57,8 @@
               <w:rPr>
                 <w:b/>
                 <w:color w:val="FFFFFF"/>
+                <w:sz w:val="16"/>
+                <w:szCs w:val="16"/>
               </w:rPr>
               <w:t xml:space="preserve">Study tip · Clues to help answer</w:t>
             </w:r>
@@ -145,7 +71,7 @@
         </w:trPr>
         <w:tc>
           <w:tcPr>
-            <w:tcW w:w="1500" w:type="dxa"/>
+            <w:tcW w:w="1800" w:type="dxa"/>
             <w:shd w:val="clear" w:color="auto" w:fill="DDEAF0"/>
             <w:vAlign w:val="top"/>
           </w:tcPr>
@@ -159,6 +85,8 @@
               <w:rPr>
                 <w:b/>
                 <w:color w:val="203040"/>
+                <w:sz w:val="16"/>
+                <w:szCs w:val="16"/>
               </w:rPr>
               <w:t xml:space="preserve">Clue</w:t>
             </w:r>
@@ -166,7 +94,7 @@
         </w:tc>
         <w:tc>
           <w:tcPr>
-            <w:tcW w:w="3750" w:type="dxa"/>
+            <w:tcW w:w="6100" w:type="dxa"/>
             <w:shd w:val="clear" w:color="auto" w:fill="DDEAF0"/>
             <w:vAlign w:val="top"/>
           </w:tcPr>
@@ -180,6 +108,8 @@
               <w:rPr>
                 <w:b/>
                 <w:color w:val="203040"/>
+                <w:sz w:val="16"/>
+                <w:szCs w:val="16"/>
               </w:rPr>
               <w:t xml:space="preserve">Gao Liang jiang</w:t>
             </w:r>
@@ -187,7 +117,7 @@
         </w:tc>
         <w:tc>
           <w:tcPr>
-            <w:tcW w:w="3750" w:type="dxa"/>
+            <w:tcW w:w="6100" w:type="dxa"/>
             <w:shd w:val="clear" w:color="auto" w:fill="DDEAF0"/>
             <w:vAlign w:val="top"/>
           </w:tcPr>
@@ -201,6 +131,8 @@
               <w:rPr>
                 <w:b/>
                 <w:color w:val="203040"/>
+                <w:sz w:val="16"/>
+                <w:szCs w:val="16"/>
               </w:rPr>
               <w:t xml:space="preserve">Sheng Jiang</w:t>
             </w:r>
@@ -213,7 +145,7 @@
         </w:trPr>
         <w:tc>
           <w:tcPr>
-            <w:tcW w:w="1500" w:type="dxa"/>
+            <w:tcW w:w="1800" w:type="dxa"/>
             <w:shd w:val="clear" w:color="auto" w:fill="FFE4B8"/>
             <w:vAlign w:val="top"/>
           </w:tcPr>
@@ -227,6 +159,8 @@
               <w:rPr>
                 <w:b/>
                 <w:color w:val="8A3F0A"/>
+                <w:sz w:val="16"/>
+                <w:szCs w:val="16"/>
               </w:rPr>
               <w:t xml:space="preserve">Shared clues</w:t>
             </w:r>
@@ -235,7 +169,7 @@
         <w:tc>
           <w:tcPr>
             <w:gridSpan w:val="2"/>
-            <w:tcW w:w="7500" w:type="dxa"/>
+            <w:tcW w:w="12200" w:type="dxa"/>
             <w:shd w:val="clear" w:color="auto" w:fill="FFF6E8"/>
             <w:vAlign w:val="top"/>
           </w:tcPr>
@@ -249,6 +183,8 @@
               <w:rPr>
                 <w:b/>
                 <w:color w:val="8A3F0A"/>
+                <w:sz w:val="16"/>
+                <w:szCs w:val="16"/>
               </w:rPr>
               <w:t xml:space="preserve">Both herbs warm the middle, disperse cold, and settle nausea.</w:t>
             </w:r>
@@ -261,7 +197,7 @@
         </w:trPr>
         <w:tc>
           <w:tcPr>
-            <w:tcW w:w="1500" w:type="dxa"/>
+            <w:tcW w:w="1800" w:type="dxa"/>
             <w:shd w:val="clear" w:color="auto" w:fill="F2F6F8"/>
             <w:vAlign w:val="top"/>
           </w:tcPr>
@@ -274,6 +210,8 @@
               <w:rPr>
                 <w:b/>
                 <w:color w:val="17324D"/>
+                <w:sz w:val="16"/>
+                <w:szCs w:val="16"/>
               </w:rPr>
               <w:t xml:space="preserve">Symptoms / conditions</w:t>
             </w:r>
@@ -281,7 +219,7 @@
         </w:tc>
         <w:tc>
           <w:tcPr>
-            <w:tcW w:w="3750" w:type="dxa"/>
+            <w:tcW w:w="6100" w:type="dxa"/>
             <w:shd w:val="clear" w:color="auto" w:fill="FFFFFF"/>
             <w:vAlign w:val="top"/>
           </w:tcPr>
@@ -293,6 +231,8 @@
             <w:r>
               <w:rPr>
                 <w:color w:val="203040"/>
+                <w:sz w:val="16"/>
+                <w:szCs w:val="16"/>
               </w:rPr>
               <w:t xml:space="preserve">• Abdominal pain</w:t>
             </w:r>
@@ -302,6 +242,8 @@
             <w:r>
               <w:rPr>
                 <w:color w:val="203040"/>
+                <w:sz w:val="16"/>
+                <w:szCs w:val="16"/>
               </w:rPr>
               <w:t xml:space="preserve">• Vomiting</w:t>
             </w:r>
@@ -311,6 +253,8 @@
             <w:r>
               <w:rPr>
                 <w:color w:val="203040"/>
+                <w:sz w:val="16"/>
+                <w:szCs w:val="16"/>
               </w:rPr>
               <w:t xml:space="preserve">• Diarrhea</w:t>
             </w:r>
@@ -320,6 +264,8 @@
             <w:r>
               <w:rPr>
                 <w:color w:val="203040"/>
+                <w:sz w:val="16"/>
+                <w:szCs w:val="16"/>
               </w:rPr>
               <w:t xml:space="preserve">• Acid reflux</w:t>
             </w:r>
@@ -329,6 +275,8 @@
             <w:r>
               <w:rPr>
                 <w:color w:val="203040"/>
+                <w:sz w:val="16"/>
+                <w:szCs w:val="16"/>
               </w:rPr>
               <w:t xml:space="preserve">• Loss of appetite</w:t>
             </w:r>
@@ -336,7 +284,7 @@
         </w:tc>
         <w:tc>
           <w:tcPr>
-            <w:tcW w:w="3750" w:type="dxa"/>
+            <w:tcW w:w="6100" w:type="dxa"/>
             <w:shd w:val="clear" w:color="auto" w:fill="FFFFFF"/>
             <w:vAlign w:val="top"/>
           </w:tcPr>
@@ -348,6 +296,8 @@
             <w:r>
               <w:rPr>
                 <w:color w:val="203040"/>
+                <w:sz w:val="16"/>
+                <w:szCs w:val="16"/>
               </w:rPr>
               <w:t xml:space="preserve">• Common cold</w:t>
             </w:r>
@@ -357,6 +307,8 @@
             <w:r>
               <w:rPr>
                 <w:color w:val="203040"/>
+                <w:sz w:val="16"/>
+                <w:szCs w:val="16"/>
               </w:rPr>
               <w:t xml:space="preserve">• Nasal congestion</w:t>
             </w:r>
@@ -366,6 +318,8 @@
             <w:r>
               <w:rPr>
                 <w:color w:val="203040"/>
+                <w:sz w:val="16"/>
+                <w:szCs w:val="16"/>
               </w:rPr>
               <w:t xml:space="preserve">• Coughing</w:t>
             </w:r>
@@ -375,6 +329,8 @@
             <w:r>
               <w:rPr>
                 <w:color w:val="203040"/>
+                <w:sz w:val="16"/>
+                <w:szCs w:val="16"/>
               </w:rPr>
               <w:t xml:space="preserve">• Food poisoning from seafood</w:t>
             </w:r>
@@ -384,6 +340,8 @@
             <w:r>
               <w:rPr>
                 <w:color w:val="203040"/>
+                <w:sz w:val="16"/>
+                <w:szCs w:val="16"/>
               </w:rPr>
               <w:t xml:space="preserve">• Loss of appetite</w:t>
             </w:r>
@@ -393,6 +351,8 @@
             <w:r>
               <w:rPr>
                 <w:color w:val="203040"/>
+                <w:sz w:val="16"/>
+                <w:szCs w:val="16"/>
               </w:rPr>
               <w:t xml:space="preserve">• Morning sickness</w:t>
             </w:r>
@@ -402,6 +362,8 @@
             <w:r>
               <w:rPr>
                 <w:color w:val="203040"/>
+                <w:sz w:val="16"/>
+                <w:szCs w:val="16"/>
               </w:rPr>
               <w:t xml:space="preserve">• Vomiting</w:t>
             </w:r>
@@ -411,6 +373,8 @@
             <w:r>
               <w:rPr>
                 <w:color w:val="203040"/>
+                <w:sz w:val="16"/>
+                <w:szCs w:val="16"/>
               </w:rPr>
               <w:t xml:space="preserve">• Phlegm</w:t>
             </w:r>
@@ -420,6 +384,8 @@
             <w:r>
               <w:rPr>
                 <w:color w:val="203040"/>
+                <w:sz w:val="16"/>
+                <w:szCs w:val="16"/>
               </w:rPr>
               <w:t xml:space="preserve">• Drug poisoning</w:t>
             </w:r>
@@ -429,28 +395,15 @@
     </w:tbl>
     <w:p>
       <w:pPr>
-        <w:spacing w:before="0" w:after="120"/>
+        <w:spacing w:before="0" w:after="30"/>
       </w:pPr>
       <w:r>
         <w:t xml:space="preserve"/>
       </w:r>
     </w:p>
-    <w:p>
-      <w:pPr>
-        <w:keepNext/>
-        <w:spacing w:before="0" w:after="100"/>
-      </w:pPr>
-      <w:r>
-        <w:rPr>
-          <w:b/>
-          <w:color w:val="17324D"/>
-        </w:rPr>
-        <w:t xml:space="preserve">Correct matches</w:t>
-      </w:r>
-    </w:p>
     <w:tbl>
       <w:tblPr>
-        <w:tblW w:w="9000" w:type="dxa"/>
+        <w:tblW w:w="14000" w:type="dxa"/>
         <w:tblLayout w:type="fixed"/>
         <w:tblBorders>
           <w:top w:val="single" w:sz="8" w:color="D6E1E7"/>
@@ -461,16 +414,16 @@
           <w:insideV w:val="single" w:sz="6" w:color="D6E1E7"/>
         </w:tblBorders>
         <w:tblCellMar>
-          <w:top w:w="100" w:type="dxa"/>
-          <w:left w:w="110" w:type="dxa"/>
-          <w:bottom w:w="100" w:type="dxa"/>
-          <w:right w:w="110" w:type="dxa"/>
+          <w:top w:w="45" w:type="dxa"/>
+          <w:left w:w="60" w:type="dxa"/>
+          <w:bottom w:w="45" w:type="dxa"/>
+          <w:right w:w="60" w:type="dxa"/>
         </w:tblCellMar>
       </w:tblPr>
       <w:tblGrid>
-        <w:gridCol w:w="1500"/>
-        <w:gridCol w:w="3750"/>
-        <w:gridCol w:w="3750"/>
+        <w:gridCol w:w="1800"/>
+        <w:gridCol w:w="6100"/>
+        <w:gridCol w:w="6100"/>
       </w:tblGrid>
       <w:tr>
         <w:trPr>
@@ -479,7 +432,7 @@
         <w:tc>
           <w:tcPr>
             <w:gridSpan w:val="3"/>
-            <w:tcW w:w="9000" w:type="dxa"/>
+            <w:tcW w:w="14000" w:type="dxa"/>
             <w:shd w:val="clear" w:color="auto" w:fill="F47E2C"/>
             <w:vAlign w:val="top"/>
           </w:tcPr>
@@ -493,6 +446,8 @@
               <w:rPr>
                 <w:b/>
                 <w:color w:val="FFFFFF"/>
+                <w:sz w:val="16"/>
+                <w:szCs w:val="16"/>
               </w:rPr>
               <w:t xml:space="preserve">Comparative answer key</w:t>
             </w:r>
@@ -505,7 +460,7 @@
         </w:trPr>
         <w:tc>
           <w:tcPr>
-            <w:tcW w:w="1500" w:type="dxa"/>
+            <w:tcW w:w="1800" w:type="dxa"/>
             <w:shd w:val="clear" w:color="auto" w:fill="DDEAF0"/>
             <w:vAlign w:val="top"/>
           </w:tcPr>
@@ -519,6 +474,8 @@
               <w:rPr>
                 <w:b/>
                 <w:color w:val="203040"/>
+                <w:sz w:val="16"/>
+                <w:szCs w:val="16"/>
               </w:rPr>
               <w:t xml:space="preserve">Compare</w:t>
             </w:r>
@@ -526,7 +483,7 @@
         </w:tc>
         <w:tc>
           <w:tcPr>
-            <w:tcW w:w="3750" w:type="dxa"/>
+            <w:tcW w:w="6100" w:type="dxa"/>
             <w:shd w:val="clear" w:color="auto" w:fill="DDEAF0"/>
             <w:vAlign w:val="top"/>
           </w:tcPr>
@@ -540,6 +497,8 @@
               <w:rPr>
                 <w:b/>
                 <w:color w:val="203040"/>
+                <w:sz w:val="16"/>
+                <w:szCs w:val="16"/>
               </w:rPr>
               <w:t xml:space="preserve">Alpiniae officinarum Rhizoma (gao liang jiang)</w:t>
             </w:r>
@@ -547,7 +506,7 @@
         </w:tc>
         <w:tc>
           <w:tcPr>
-            <w:tcW w:w="3750" w:type="dxa"/>
+            <w:tcW w:w="6100" w:type="dxa"/>
             <w:shd w:val="clear" w:color="auto" w:fill="DDEAF0"/>
             <w:vAlign w:val="top"/>
           </w:tcPr>
@@ -561,6 +520,8 @@
               <w:rPr>
                 <w:b/>
                 <w:color w:val="203040"/>
+                <w:sz w:val="16"/>
+                <w:szCs w:val="16"/>
               </w:rPr>
               <w:t xml:space="preserve">Zingiberis Rhizoma recens (sheng jiang)</w:t>
             </w:r>
@@ -573,7 +534,7 @@
         </w:trPr>
         <w:tc>
           <w:tcPr>
-            <w:tcW w:w="1500" w:type="dxa"/>
+            <w:tcW w:w="1800" w:type="dxa"/>
             <w:shd w:val="clear" w:color="auto" w:fill="F2F6F8"/>
             <w:vAlign w:val="top"/>
           </w:tcPr>
@@ -587,6 +548,8 @@
               <w:rPr>
                 <w:b/>
                 <w:color w:val="17324D"/>
+                <w:sz w:val="16"/>
+                <w:szCs w:val="16"/>
               </w:rPr>
               <w:t xml:space="preserve">Category</w:t>
             </w:r>
@@ -594,7 +557,7 @@
         </w:tc>
         <w:tc>
           <w:tcPr>
-            <w:tcW w:w="3750" w:type="dxa"/>
+            <w:tcW w:w="6100" w:type="dxa"/>
             <w:shd w:val="clear" w:color="auto" w:fill="FFFFFF"/>
             <w:vAlign w:val="top"/>
           </w:tcPr>
@@ -607,6 +570,8 @@
             <w:r>
               <w:rPr>
                 <w:color w:val="203040"/>
+                <w:sz w:val="16"/>
+                <w:szCs w:val="16"/>
               </w:rPr>
               <w:t xml:space="preserve">Herbs that Warm the Interior and Expel Cold.</w:t>
             </w:r>
@@ -614,7 +579,7 @@
         </w:tc>
         <w:tc>
           <w:tcPr>
-            <w:tcW w:w="3750" w:type="dxa"/>
+            <w:tcW w:w="6100" w:type="dxa"/>
             <w:shd w:val="clear" w:color="auto" w:fill="FFFFFF"/>
             <w:vAlign w:val="top"/>
           </w:tcPr>
@@ -627,6 +592,8 @@
             <w:r>
               <w:rPr>
                 <w:color w:val="203040"/>
+                <w:sz w:val="16"/>
+                <w:szCs w:val="16"/>
               </w:rPr>
               <w:t xml:space="preserve">Warm, Acrid Herbs that Release the Exterior.</w:t>
             </w:r>
@@ -639,7 +606,7 @@
         </w:trPr>
         <w:tc>
           <w:tcPr>
-            <w:tcW w:w="1500" w:type="dxa"/>
+            <w:tcW w:w="1800" w:type="dxa"/>
             <w:shd w:val="clear" w:color="auto" w:fill="F2F6F8"/>
             <w:vAlign w:val="top"/>
           </w:tcPr>
@@ -652,6 +619,8 @@
               <w:rPr>
                 <w:b/>
                 <w:color w:val="17324D"/>
+                <w:sz w:val="16"/>
+                <w:szCs w:val="16"/>
               </w:rPr>
               <w:t xml:space="preserve">Formulas</w:t>
             </w:r>
@@ -659,7 +628,7 @@
         </w:tc>
         <w:tc>
           <w:tcPr>
-            <w:tcW w:w="3750" w:type="dxa"/>
+            <w:tcW w:w="6100" w:type="dxa"/>
             <w:shd w:val="clear" w:color="auto" w:fill="FFFFFF"/>
             <w:vAlign w:val="top"/>
           </w:tcPr>
@@ -671,6 +640,8 @@
             <w:r>
               <w:rPr>
                 <w:color w:val="203040"/>
+                <w:sz w:val="16"/>
+                <w:szCs w:val="16"/>
               </w:rPr>
               <w:t xml:space="preserve">• Galangal and Cyperus Pill (liang fu wan)</w:t>
             </w:r>
@@ -680,6 +651,8 @@
             <w:r>
               <w:rPr>
                 <w:color w:val="203040"/>
+                <w:sz w:val="16"/>
+                <w:szCs w:val="16"/>
               </w:rPr>
               <w:t xml:space="preserve">• Top Quality Lindera Powder (tian tai wu yao san)</w:t>
             </w:r>
@@ -687,7 +660,7 @@
         </w:tc>
         <w:tc>
           <w:tcPr>
-            <w:tcW w:w="3750" w:type="dxa"/>
+            <w:tcW w:w="6100" w:type="dxa"/>
             <w:shd w:val="clear" w:color="auto" w:fill="FFFFFF"/>
             <w:vAlign w:val="top"/>
           </w:tcPr>
@@ -699,6 +672,8 @@
             <w:r>
               <w:rPr>
                 <w:color w:val="203040"/>
+                <w:sz w:val="16"/>
+                <w:szCs w:val="16"/>
               </w:rPr>
               <w:t xml:space="preserve">• Apricot Kernel and Perilla Leaf Powder (xing su san).</w:t>
             </w:r>
@@ -708,6 +683,8 @@
             <w:r>
               <w:rPr>
                 <w:color w:val="203040"/>
+                <w:sz w:val="16"/>
+                <w:szCs w:val="16"/>
               </w:rPr>
               <w:t xml:space="preserve">• Cinnamon Twig Decoction (gui zhi tang)</w:t>
             </w:r>
@@ -717,6 +694,8 @@
             <w:r>
               <w:rPr>
                 <w:color w:val="203040"/>
+                <w:sz w:val="16"/>
+                <w:szCs w:val="16"/>
               </w:rPr>
               <w:t xml:space="preserve">• Warm the Gallbladder Decoction (wen dan tang)</w:t>
             </w:r>
@@ -726,6 +705,8 @@
             <w:r>
               <w:rPr>
                 <w:color w:val="203040"/>
+                <w:sz w:val="16"/>
+                <w:szCs w:val="16"/>
               </w:rPr>
               <w:t xml:space="preserve">• Restore the Spleen Decoction (gui pi tang)</w:t>
             </w:r>
@@ -735,6 +716,8 @@
             <w:r>
               <w:rPr>
                 <w:color w:val="203040"/>
+                <w:sz w:val="16"/>
+                <w:szCs w:val="16"/>
               </w:rPr>
               <w:t xml:space="preserve">• Tangerine Peel and Bamboo Shavings Decoction (ju pi zhu ru tang)</w:t>
             </w:r>
@@ -744,6 +727,8 @@
             <w:r>
               <w:rPr>
                 <w:color w:val="203040"/>
+                <w:sz w:val="16"/>
+                <w:szCs w:val="16"/>
               </w:rPr>
               <w:t xml:space="preserve">• Minor Bupleurum Decoction (xiao chai hu tang)</w:t>
             </w:r>
@@ -753,20 +738,15 @@
     </w:tbl>
     <w:p>
       <w:pPr>
-        <w:spacing w:before="0" w:after="120"/>
+        <w:spacing w:before="0" w:after="30"/>
       </w:pPr>
       <w:r>
         <w:t xml:space="preserve"/>
       </w:r>
     </w:p>
-    <w:p>
-      <w:r>
-        <w:br w:type="page"/>
-      </w:r>
-    </w:p>
     <w:tbl>
       <w:tblPr>
-        <w:tblW w:w="9000" w:type="dxa"/>
+        <w:tblW w:w="14000" w:type="dxa"/>
         <w:tblLayout w:type="fixed"/>
         <w:tblBorders>
           <w:top w:val="single" w:sz="8" w:color="D6E1E7"/>
@@ -777,15 +757,15 @@
           <w:insideV w:val="single" w:sz="6" w:color="D6E1E7"/>
         </w:tblBorders>
         <w:tblCellMar>
-          <w:top w:w="100" w:type="dxa"/>
-          <w:left w:w="120" w:type="dxa"/>
-          <w:bottom w:w="100" w:type="dxa"/>
-          <w:right w:w="120" w:type="dxa"/>
+          <w:top w:w="45" w:type="dxa"/>
+          <w:left w:w="60" w:type="dxa"/>
+          <w:bottom w:w="45" w:type="dxa"/>
+          <w:right w:w="60" w:type="dxa"/>
         </w:tblCellMar>
       </w:tblPr>
       <w:tblGrid>
-        <w:gridCol w:w="1900"/>
-        <w:gridCol w:w="7100"/>
+        <w:gridCol w:w="2500"/>
+        <w:gridCol w:w="11500"/>
       </w:tblGrid>
       <w:tr>
         <w:trPr>
@@ -806,8 +786,8 @@
               <w:rPr>
                 <w:b/>
                 <w:color w:val="FFFFFF"/>
-                <w:sz w:val="22"/>
-                <w:szCs w:val="22"/>
+                <w:sz w:val="18"/>
+                <w:szCs w:val="18"/>
               </w:rPr>
               <w:t xml:space="preserve">Study guide · Exam focus</w:t>
             </w:r>
@@ -820,7 +800,7 @@
         </w:trPr>
         <w:tc>
           <w:tcPr>
-            <w:tcW w:w="1900" w:type="dxa"/>
+            <w:tcW w:w="2500" w:type="dxa"/>
             <w:shd w:val="clear" w:color="auto" w:fill="F2F6F8"/>
             <w:vAlign w:val="top"/>
           </w:tcPr>
@@ -834,6 +814,8 @@
               <w:rPr>
                 <w:b/>
                 <w:color w:val="17324D"/>
+                <w:sz w:val="16"/>
+                <w:szCs w:val="16"/>
               </w:rPr>
               <w:t xml:space="preserve">Why it matters</w:t>
             </w:r>
@@ -841,7 +823,7 @@
         </w:tc>
         <w:tc>
           <w:tcPr>
-            <w:tcW w:w="7100" w:type="dxa"/>
+            <w:tcW w:w="11500" w:type="dxa"/>
             <w:shd w:val="clear" w:color="auto" w:fill="FFFFFF"/>
             <w:vAlign w:val="top"/>
           </w:tcPr>
@@ -854,6 +836,8 @@
             <w:r>
               <w:rPr>
                 <w:color w:val="203040"/>
+                <w:sz w:val="16"/>
+                <w:szCs w:val="16"/>
               </w:rPr>
               <w:t xml:space="preserve">Both herbs warm the middle, disperse cold, and settle nausea. The distinction matters because Gao Liang jiang is classified as Herbs that Warm the Interior and Expel Cold, while Sheng Jiang is classified as Warm, Acrid Herbs that Release the Exterior. The exam may test whether you move beyond the shared action and identify the correct clinical context.</w:t>
             </w:r>
@@ -866,7 +850,7 @@
         </w:trPr>
         <w:tc>
           <w:tcPr>
-            <w:tcW w:w="1900" w:type="dxa"/>
+            <w:tcW w:w="2500" w:type="dxa"/>
             <w:shd w:val="clear" w:color="auto" w:fill="F2F6F8"/>
             <w:vAlign w:val="top"/>
           </w:tcPr>
@@ -880,6 +864,8 @@
               <w:rPr>
                 <w:b/>
                 <w:color w:val="17324D"/>
+                <w:sz w:val="16"/>
+                <w:szCs w:val="16"/>
               </w:rPr>
               <w:t xml:space="preserve">Common confusion</w:t>
             </w:r>
@@ -887,7 +873,7 @@
         </w:tc>
         <w:tc>
           <w:tcPr>
-            <w:tcW w:w="7100" w:type="dxa"/>
+            <w:tcW w:w="11500" w:type="dxa"/>
             <w:shd w:val="clear" w:color="auto" w:fill="FFFFFF"/>
             <w:vAlign w:val="top"/>
           </w:tcPr>
@@ -900,6 +886,8 @@
             <w:r>
               <w:rPr>
                 <w:color w:val="203040"/>
+                <w:sz w:val="16"/>
+                <w:szCs w:val="16"/>
               </w:rPr>
               <w:t xml:space="preserve">Vomiting, Loss of appetite appear in both clue sets, so those findings alone do not separate the herbs. Look for Abdominal pain, Diarrhea, Acid reflux to favor Gao Liang jiang, versus Common cold, Nasal congestion, Coughing to favor Sheng Jiang.</w:t>
             </w:r>
@@ -912,7 +900,7 @@
         </w:trPr>
         <w:tc>
           <w:tcPr>
-            <w:tcW w:w="1900" w:type="dxa"/>
+            <w:tcW w:w="2500" w:type="dxa"/>
             <w:shd w:val="clear" w:color="auto" w:fill="F2F6F8"/>
             <w:vAlign w:val="top"/>
           </w:tcPr>
@@ -926,6 +914,8 @@
               <w:rPr>
                 <w:b/>
                 <w:color w:val="17324D"/>
+                <w:sz w:val="16"/>
+                <w:szCs w:val="16"/>
               </w:rPr>
               <w:t xml:space="preserve">How it may appear</w:t>
             </w:r>
@@ -933,7 +923,7 @@
         </w:tc>
         <w:tc>
           <w:tcPr>
-            <w:tcW w:w="7100" w:type="dxa"/>
+            <w:tcW w:w="11500" w:type="dxa"/>
             <w:shd w:val="clear" w:color="auto" w:fill="FFFFFF"/>
             <w:vAlign w:val="top"/>
           </w:tcPr>
@@ -946,6 +936,8 @@
             <w:r>
               <w:rPr>
                 <w:color w:val="203040"/>
+                <w:sz w:val="16"/>
+                <w:szCs w:val="16"/>
               </w:rPr>
               <w:t xml:space="preserve">A vignette emphasizing Abdominal pain, Diarrhea, Acid reflux could ask for the better match: Gao Liang jiang. A second vignette emphasizing Common cold, Nasal congestion, Coughing could point to Sheng Jiang. The same distinction may also appear as a category or formula-association question.</w:t>
             </w:r>
@@ -958,7 +950,7 @@
         </w:trPr>
         <w:tc>
           <w:tcPr>
-            <w:tcW w:w="1900" w:type="dxa"/>
+            <w:tcW w:w="2500" w:type="dxa"/>
             <w:shd w:val="clear" w:color="auto" w:fill="F2F6F8"/>
             <w:vAlign w:val="top"/>
           </w:tcPr>
@@ -971,6 +963,8 @@
               <w:rPr>
                 <w:b/>
                 <w:color w:val="17324D"/>
+                <w:sz w:val="16"/>
+                <w:szCs w:val="16"/>
               </w:rPr>
               <w:t xml:space="preserve">Why a switched match is wrong</w:t>
             </w:r>
@@ -978,7 +972,7 @@
         </w:tc>
         <w:tc>
           <w:tcPr>
-            <w:tcW w:w="7100" w:type="dxa"/>
+            <w:tcW w:w="11500" w:type="dxa"/>
             <w:shd w:val="clear" w:color="auto" w:fill="FFFFFF"/>
             <w:vAlign w:val="top"/>
           </w:tcPr>
@@ -990,6 +984,8 @@
             <w:r>
               <w:rPr>
                 <w:color w:val="203040"/>
+                <w:sz w:val="16"/>
+                <w:szCs w:val="16"/>
               </w:rPr>
               <w:t xml:space="preserve">Reversing the match would attach the Herbs that Warm the Interior and Expel Cold associations to Sheng Jiang and the Warm, Acrid Herbs that Release the Exterior associations to Gao Liang jiang. That changes the source classification and makes the pairing incorrect.</w:t>
             </w:r>
@@ -999,7 +995,7 @@
     </w:tbl>
     <w:p>
       <w:pPr>
-        <w:spacing w:before="0" w:after="120"/>
+        <w:spacing w:before="0" w:after="30"/>
       </w:pPr>
       <w:r>
         <w:t xml:space="preserve"/>
@@ -1007,15 +1003,15 @@
     </w:p>
     <w:p>
       <w:pPr>
-        <w:spacing w:before="0" w:after="160"/>
+        <w:spacing w:before="0" w:after="20"/>
       </w:pPr>
       <w:r>
         <w:t xml:space="preserve"/>
       </w:r>
     </w:p>
     <w:sectPr>
-      <w:pgSz w:w="12240" w:h="15840"/>
-      <w:pgMar w:top="1080" w:right="900" w:bottom="1080" w:left="900" w:header="540" w:footer="540" w:gutter="0"/>
+      <w:pgSz w:w="15840" w:h="12240" w:orient="landscape"/>
+      <w:pgMar w:top="420" w:right="600" w:bottom="480" w:left="600" w:header="240" w:footer="240" w:gutter="0"/>
       <w:headerReference w:type="default" r:id="rId2"/>
       <w:footerReference w:type="default" r:id="rId3"/>
     </w:sectPr>
@@ -1082,14 +1078,14 @@
       <w:rPr>
         <w:rFonts w:ascii="Aptos" w:hAnsi="Aptos" w:eastAsia="Aptos"/>
         <w:color w:val="203040"/>
-        <w:sz w:val="21"/>
+        <w:sz w:val="16"/>
       </w:rPr>
     </w:rPrDefault>
   </w:docDefaults>
   <w:style w:type="paragraph" w:default="1" w:styleId="Normal">
     <w:name w:val="Normal"/>
     <w:pPr>
-      <w:spacing w:after="100" w:line="276" w:lineRule="auto"/>
+      <w:spacing w:after="100" w:line="205" w:lineRule="auto"/>
     </w:pPr>
   </w:style>
   <w:style w:type="paragraph" w:styleId="BookBrand">
@@ -1140,7 +1136,7 @@
     <w:pPr>
       <w:keepNext/>
       <w:keepLines/>
-      <w:spacing w:before="180" w:after="180"/>
+      <w:spacing w:before="30" w:after="60"/>
       <w:pBdr>
         <w:bottom w:val="single" w:sz="16" w:space="8" w:color="F47E2C"/>
       </w:pBdr>
@@ -1148,7 +1144,7 @@
     <w:rPr>
       <w:b/>
       <w:color w:val="17324D"/>
-      <w:sz w:val="32"/>
+      <w:sz w:val="24"/>
     </w:rPr>
   </w:style>
   <w:style w:type="paragraph" w:styleId="Heading2">

--- a/mod/scorm/studytopic/samples/Real_Herb_Comparison_Matching_Polished_Preview.docx
+++ b/mod/scorm/studytopic/samples/Real_Herb_Comparison_Matching_Polished_Preview.docx
@@ -9,7 +9,7 @@
         <w:spacing w:before="0" w:after="50"/>
       </w:pPr>
       <w:r>
-        <w:t xml:space="preserve">(gao liang jiang) vs. (sheng jiang)</w:t>
+        <w:t xml:space="preserve">Alpiniae officinarum Rhizoma (gao liang jiang) vs. Zingiberis Rhizoma recens (sheng jiang)</w:t>
       </w:r>
     </w:p>
     <w:tbl>
@@ -988,6 +988,146 @@
                 <w:szCs w:val="16"/>
               </w:rPr>
               <w:t xml:space="preserve">Reversing the match would attach the Herbs that Warm the Interior and Expel Cold associations to Sheng Jiang and the Warm, Acrid Herbs that Release the Exterior associations to Gao Liang jiang. That changes the source classification and makes the pairing incorrect.</w:t>
+            </w:r>
+          </w:p>
+        </w:tc>
+      </w:tr>
+    </w:tbl>
+    <w:p>
+      <w:pPr>
+        <w:spacing w:before="0" w:after="30"/>
+      </w:pPr>
+      <w:r>
+        <w:t xml:space="preserve"/>
+      </w:r>
+    </w:p>
+    <w:tbl>
+      <w:tblPr>
+        <w:tblW w:w="14000" w:type="dxa"/>
+        <w:tblLayout w:type="fixed"/>
+        <w:tblBorders>
+          <w:top w:val="single" w:sz="8" w:color="D6E1E7"/>
+          <w:left w:val="single" w:sz="8" w:color="D6E1E7"/>
+          <w:bottom w:val="single" w:sz="8" w:color="D6E1E7"/>
+          <w:right w:val="single" w:sz="8" w:color="D6E1E7"/>
+          <w:insideH w:val="single" w:sz="6" w:color="D6E1E7"/>
+          <w:insideV w:val="single" w:sz="6" w:color="D6E1E7"/>
+        </w:tblBorders>
+        <w:tblCellMar>
+          <w:top w:w="45" w:type="dxa"/>
+          <w:left w:w="60" w:type="dxa"/>
+          <w:bottom w:w="45" w:type="dxa"/>
+          <w:right w:w="60" w:type="dxa"/>
+        </w:tblCellMar>
+      </w:tblPr>
+      <w:tblGrid>
+        <w:gridCol w:w="2500"/>
+        <w:gridCol w:w="11500"/>
+      </w:tblGrid>
+      <w:tr>
+        <w:trPr>
+          <w:cantSplit/>
+        </w:trPr>
+        <w:tc>
+          <w:tcPr>
+            <w:gridSpan w:val="2"/>
+            <w:shd w:val="clear" w:color="auto" w:fill="2E7D6B"/>
+          </w:tcPr>
+          <w:p>
+            <w:pPr>
+              <w:keepNext/>
+              <w:keepLines/>
+              <w:spacing w:before="0" w:after="0"/>
+            </w:pPr>
+            <w:r>
+              <w:rPr>
+                <w:b/>
+                <w:color w:val="FFFFFF"/>
+                <w:sz w:val="18"/>
+                <w:szCs w:val="18"/>
+              </w:rPr>
+              <w:t xml:space="preserve">Possible exam questions · Study prompts</w:t>
+            </w:r>
+          </w:p>
+        </w:tc>
+      </w:tr>
+      <w:tr>
+        <w:trPr>
+          <w:cantSplit/>
+        </w:trPr>
+        <w:tc>
+          <w:tcPr>
+            <w:tcW w:w="2500" w:type="dxa"/>
+            <w:shd w:val="clear" w:color="auto" w:fill="F2F6F8"/>
+            <w:vAlign w:val="top"/>
+          </w:tcPr>
+          <w:p>
+            <w:pPr>
+              <w:keepLines/>
+              <w:spacing w:before="0" w:after="0"/>
+            </w:pPr>
+            <w:r>
+              <w:rPr>
+                <w:b/>
+                <w:color w:val="17324D"/>
+                <w:sz w:val="16"/>
+                <w:szCs w:val="16"/>
+              </w:rPr>
+              <w:t xml:space="preserve">Practice</w:t>
+            </w:r>
+          </w:p>
+        </w:tc>
+        <w:tc>
+          <w:tcPr>
+            <w:tcW w:w="11500" w:type="dxa"/>
+            <w:shd w:val="clear" w:color="auto" w:fill="FFFFFF"/>
+            <w:vAlign w:val="top"/>
+          </w:tcPr>
+          <w:p>
+            <w:pPr>
+              <w:keepLines/>
+              <w:spacing w:before="0" w:after="0"/>
+            </w:pPr>
+            <w:r>
+              <w:rPr>
+                <w:color w:val="203040"/>
+                <w:sz w:val="16"/>
+                <w:szCs w:val="16"/>
+              </w:rPr>
+              <w:t xml:space="preserve">• Which category belongs to Alpiniae officinarum Rhizoma (gao liang jiang), and which belongs to Zingiberis Rhizoma recens (sheng jiang)?</w:t>
+            </w:r>
+            <w:r>
+              <w:br/>
+            </w:r>
+            <w:r>
+              <w:rPr>
+                <w:color w:val="203040"/>
+                <w:sz w:val="16"/>
+                <w:szCs w:val="16"/>
+              </w:rPr>
+              <w:t xml:space="preserve">• Which shared findings are least useful for distinguishing these two herbs?</w:t>
+            </w:r>
+            <w:r>
+              <w:br/>
+            </w:r>
+            <w:r>
+              <w:rPr>
+                <w:color w:val="203040"/>
+                <w:sz w:val="16"/>
+                <w:szCs w:val="16"/>
+              </w:rPr>
+              <w:t xml:space="preserve">• Which symptom cluster most strongly favors each herb?</w:t>
+            </w:r>
+            <w:r>
+              <w:br/>
+            </w:r>
+            <w:r>
+              <w:rPr>
+                <w:color w:val="203040"/>
+                <w:sz w:val="16"/>
+                <w:szCs w:val="16"/>
+              </w:rPr>
+              <w:t xml:space="preserve">• Which formula associations belong in each comparison column?</w:t>
             </w:r>
           </w:p>
         </w:tc>
